--- a/generador/plantillas/6_Informe_justificacion.docx
+++ b/generador/plantillas/6_Informe_justificacion.docx
@@ -834,35 +834,14 @@
           <w:rFonts w:ascii="Titillium Web" w:hAnsi="Titillium Web"/>
         </w:rPr>
       </w:pPr>
-      <w:sdt>
-        <w:sdtPr>
-          <w:rPr>
-            <w:rFonts w:ascii="Titillium Web" w:eastAsia="Times New Roman" w:hAnsi="Titillium Web" w:cs="Times New Roman"/>
-            <w:color w:val="000000" w:themeColor="text1"/>
-            <w:lang w:val="es-ES"/>
-          </w:rPr>
-          <w:id w:val="-2087830450"/>
-          <w:placeholder>
-            <w:docPart w:val="7F97D0F601A94F75B9B123977B2077F2"/>
-          </w:placeholder>
-          <w:temporary/>
-          <w:comboBox>
-            <w:listItem w:displayText="El" w:value="El"/>
-            <w:listItem w:displayText="La" w:value="La"/>
-          </w:comboBox>
-        </w:sdtPr>
-        <w:sdtEndPr/>
-        <w:sdtContent>
-          <w:r>
-            <w:rPr>
-              <w:rFonts w:ascii="Titillium Web" w:eastAsia="Times New Roman" w:hAnsi="Titillium Web" w:cs="Times New Roman"/>
-              <w:color w:val="000000" w:themeColor="text1"/>
-              <w:lang w:val="es-ES"/>
-            </w:rPr>
-            <w:t>El/La</w:t>
-          </w:r>
-        </w:sdtContent>
-      </w:sdt>
+      <w:r>
+        <w:rPr>
+          <w:rFonts w:ascii="Titillium Web" w:eastAsia="Times New Roman" w:hAnsi="Titillium Web" w:cs="Times New Roman"/>
+          <w:color w:val="000000" w:themeColor="text1"/>
+          <w:lang w:val="es-ES"/>
+        </w:rPr>
+        <w:t xml:space="preserve">{EllaAP}</w:t>
+      </w:r>
       <w:commentRangeStart w:id="8"/>
       <w:r>
         <w:rPr>
@@ -1075,35 +1054,14 @@
           <w:lang w:val="es-ES"/>
         </w:rPr>
       </w:pPr>
-      <w:sdt>
-        <w:sdtPr>
-          <w:rPr>
-            <w:rFonts w:ascii="Titillium Web" w:eastAsia="Times New Roman" w:hAnsi="Titillium Web" w:cs="Times New Roman"/>
-            <w:color w:val="000000" w:themeColor="text1"/>
-            <w:lang w:val="es-ES"/>
-          </w:rPr>
-          <w:id w:val="328414128"/>
-          <w:placeholder>
-            <w:docPart w:val="EB5F0DC840AD4BC38C5200328A910BAF"/>
-          </w:placeholder>
-          <w:temporary/>
-          <w:comboBox>
-            <w:listItem w:displayText="El" w:value="El"/>
-            <w:listItem w:displayText="La" w:value="La"/>
-          </w:comboBox>
-        </w:sdtPr>
-        <w:sdtEndPr/>
-        <w:sdtContent>
-          <w:r>
-            <w:rPr>
-              <w:rFonts w:ascii="Titillium Web" w:eastAsia="Times New Roman" w:hAnsi="Titillium Web" w:cs="Times New Roman"/>
-              <w:color w:val="000000" w:themeColor="text1"/>
-              <w:lang w:val="es-ES"/>
-            </w:rPr>
-            <w:t>El/La</w:t>
-          </w:r>
-        </w:sdtContent>
-      </w:sdt>
+      <w:r>
+        <w:rPr>
+          <w:rFonts w:ascii="Titillium Web" w:eastAsia="Times New Roman" w:hAnsi="Titillium Web" w:cs="Times New Roman"/>
+          <w:color w:val="000000" w:themeColor="text1"/>
+          <w:lang w:val="es-ES"/>
+        </w:rPr>
+        <w:t xml:space="preserve">{EllaAP}</w:t>
+      </w:r>
       <w:commentRangeStart w:id="12"/>
       <w:r>
         <w:rPr>
@@ -1280,33 +1238,13 @@
         </w:rPr>
         <w:t xml:space="preserve">Luego del análisis expuesto en el presente informe, la administración </w:t>
       </w:r>
-      <w:sdt>
-        <w:sdtPr>
-          <w:rPr>
-            <w:rFonts w:ascii="Titillium Web" w:eastAsia="Book Antiqua" w:hAnsi="Titillium Web" w:cs="Times New Roman"/>
-            <w:color w:val="000000"/>
-          </w:rPr>
-          <w:id w:val="-1387331511"/>
-          <w:placeholder>
-            <w:docPart w:val="E4BCB6A74EEF42778DC44E1C609F29F8"/>
-          </w:placeholder>
-          <w:temporary/>
-          <w:comboBox>
-            <w:listItem w:displayText="del" w:value="del"/>
-            <w:listItem w:displayText="de la" w:value="de la"/>
-          </w:comboBox>
-        </w:sdtPr>
-        <w:sdtEndPr/>
-        <w:sdtContent>
-          <w:r>
-            <w:rPr>
-              <w:rFonts w:ascii="Titillium Web" w:eastAsia="Book Antiqua" w:hAnsi="Titillium Web" w:cs="Times New Roman"/>
-              <w:color w:val="000000"/>
-            </w:rPr>
-            <w:t>del/de la</w:t>
-          </w:r>
-        </w:sdtContent>
-      </w:sdt>
+      <w:r>
+        <w:rPr>
+          <w:rFonts w:ascii="Titillium Web" w:eastAsia="Book Antiqua" w:hAnsi="Titillium Web" w:cs="Times New Roman"/>
+          <w:color w:val="000000"/>
+        </w:rPr>
+        <w:t xml:space="preserve">{dellaAP}</w:t>
+      </w:r>
       <w:r>
         <w:rPr>
           <w:rFonts w:ascii="Titillium Web" w:eastAsia="Book Antiqua" w:hAnsi="Titillium Web" w:cs="Times New Roman"/>
@@ -1530,45 +1468,14 @@
               <w:t>{ac}</w:t>
             </w:r>
           </w:p>
-          <w:sdt>
-            <w:sdtPr>
-              <w:rPr>
-                <w:rFonts w:ascii="Titillium Web" w:eastAsia="Book Antiqua" w:hAnsi="Titillium Web" w:cs="Times New Roman"/>
-                <w:bCs/>
-                <w:color w:val="000000"/>
-              </w:rPr>
-              <w:id w:val="-1568646914"/>
-              <w:placeholder>
-                <w:docPart w:val="599AF8A4572340BFB716FC91100E8917"/>
-              </w:placeholder>
-              <w:temporary/>
-              <w:comboBox>
-                <w:listItem w:displayText="Administrador contador" w:value="Administrador contador"/>
-                <w:listItem w:displayText="Administradora contadora" w:value="Administradora contadora"/>
-              </w:comboBox>
-            </w:sdtPr>
-            <w:sdtEndPr/>
-            <w:sdtContent>
-              <w:p>
-                <w:pPr>
-                  <w:jc w:val="center"/>
-                  <w:rPr>
-                    <w:rFonts w:ascii="Titillium Web" w:eastAsia="Book Antiqua" w:hAnsi="Titillium Web" w:cs="Times New Roman"/>
-                    <w:bCs/>
-                    <w:color w:val="000000"/>
-                  </w:rPr>
-                </w:pPr>
-                <w:r>
-                  <w:rPr>
-                    <w:rFonts w:ascii="Titillium Web" w:eastAsia="Book Antiqua" w:hAnsi="Titillium Web" w:cs="Times New Roman"/>
-                    <w:bCs/>
-                    <w:color w:val="000000"/>
-                  </w:rPr>
-                  <w:t>Administrador/a contador/a</w:t>
-                </w:r>
-              </w:p>
-            </w:sdtContent>
-          </w:sdt>
+          <w:r>
+            <w:rPr>
+              <w:rFonts w:ascii="Titillium Web" w:eastAsia="Book Antiqua" w:hAnsi="Titillium Web" w:cs="Times New Roman"/>
+              <w:bCs/>
+              <w:color w:val="000000"/>
+            </w:rPr>
+            <w:t xml:space="preserve">{AdminContador}</w:t>
+          </w:r>
           <w:p>
             <w:pPr>
               <w:jc w:val="center"/>
@@ -1661,35 +1568,14 @@
                 <w:color w:val="000000"/>
               </w:rPr>
             </w:pPr>
-            <w:sdt>
-              <w:sdtPr>
-                <w:rPr>
-                  <w:rFonts w:ascii="Titillium Web" w:eastAsia="Book Antiqua" w:hAnsi="Titillium Web" w:cs="Times New Roman"/>
-                  <w:bCs/>
-                  <w:color w:val="000000"/>
-                </w:rPr>
-                <w:id w:val="-576520683"/>
-                <w:placeholder>
-                  <w:docPart w:val="97E24ABD9D834DC98BBF2B5DF7E4E09E"/>
-                </w:placeholder>
-                <w:temporary/>
-                <w:comboBox>
-                  <w:listItem w:displayText="Administrador" w:value="Administrador"/>
-                  <w:listItem w:displayText="Administradora" w:value="Administradora"/>
-                </w:comboBox>
-              </w:sdtPr>
-              <w:sdtEndPr/>
-              <w:sdtContent>
-                <w:r>
-                  <w:rPr>
-                    <w:rFonts w:ascii="Titillium Web" w:eastAsia="Book Antiqua" w:hAnsi="Titillium Web" w:cs="Times New Roman"/>
-                    <w:bCs/>
-                    <w:color w:val="000000"/>
-                  </w:rPr>
-                  <w:t>Administrador/a</w:t>
-                </w:r>
-              </w:sdtContent>
-            </w:sdt>
+            <w:r>
+              <w:rPr>
+                <w:rFonts w:ascii="Titillium Web" w:eastAsia="Book Antiqua" w:hAnsi="Titillium Web" w:cs="Times New Roman"/>
+                <w:bCs/>
+                <w:color w:val="000000"/>
+              </w:rPr>
+              <w:t xml:space="preserve">{AdministradoraAP}</w:t>
+            </w:r>
             <w:r>
               <w:rPr>
                 <w:rFonts w:ascii="Titillium Web" w:eastAsia="Book Antiqua" w:hAnsi="Titillium Web" w:cs="Times New Roman"/>
@@ -1698,30 +1584,13 @@
               </w:rPr>
               <w:t xml:space="preserve"> </w:t>
             </w:r>
-            <w:sdt>
-              <w:sdtPr>
-                <w:rPr>
-                  <w:rFonts w:ascii="Titillium Web" w:eastAsia="Book Antiqua" w:hAnsi="Titillium Web" w:cs="Times New Roman"/>
-                  <w:color w:val="000000"/>
-                </w:rPr>
-                <w:id w:val="1243529262"/>
-                <w:temporary/>
-                <w:comboBox>
-                  <w:listItem w:displayText="del" w:value="del"/>
-                  <w:listItem w:displayText="de la" w:value="de la"/>
-                </w:comboBox>
-              </w:sdtPr>
-              <w:sdtEndPr/>
-              <w:sdtContent>
-                <w:r>
-                  <w:rPr>
-                    <w:rFonts w:ascii="Titillium Web" w:eastAsia="Book Antiqua" w:hAnsi="Titillium Web" w:cs="Times New Roman"/>
-                    <w:color w:val="000000"/>
-                  </w:rPr>
-                  <w:t>del/de la</w:t>
-                </w:r>
-              </w:sdtContent>
-            </w:sdt>
+            <w:r>
+              <w:rPr>
+                <w:rFonts w:ascii="Titillium Web" w:eastAsia="Book Antiqua" w:hAnsi="Titillium Web" w:cs="Times New Roman"/>
+                <w:color w:val="000000"/>
+              </w:rPr>
+              <w:t xml:space="preserve">{dellaAP}</w:t>
+            </w:r>
             <w:r>
               <w:rPr>
                 <w:rFonts w:ascii="Titillium Web" w:eastAsia="Book Antiqua" w:hAnsi="Titillium Web" w:cs="Times New Roman"/>

--- a/generador/plantillas/6_Informe_justificacion.docx
+++ b/generador/plantillas/6_Informe_justificacion.docx
@@ -1468,14 +1468,24 @@
               <w:t>{ac}</w:t>
             </w:r>
           </w:p>
-          <w:r>
-            <w:rPr>
-              <w:rFonts w:ascii="Titillium Web" w:eastAsia="Book Antiqua" w:hAnsi="Titillium Web" w:cs="Times New Roman"/>
-              <w:bCs/>
-              <w:color w:val="000000"/>
-            </w:rPr>
-            <w:t xml:space="preserve">{AdminContador}</w:t>
-          </w:r>
+          <w:p>
+            <w:pPr>
+              <w:jc w:val="center"/>
+              <w:rPr>
+                <w:rFonts w:ascii="Titillium Web" w:eastAsia="Book Antiqua" w:hAnsi="Titillium Web" w:cs="Times New Roman"/>
+                <w:bCs/>
+                <w:color w:val="000000"/>
+              </w:rPr>
+            </w:pPr>
+            <w:r>
+              <w:rPr>
+                <w:rFonts w:ascii="Titillium Web" w:eastAsia="Book Antiqua" w:hAnsi="Titillium Web" w:cs="Times New Roman"/>
+                <w:bCs/>
+                <w:color w:val="000000"/>
+              </w:rPr>
+              <w:t xml:space="preserve">{AdminContador}</w:t>
+            </w:r>
+          </w:p>
           <w:p>
             <w:pPr>
               <w:jc w:val="center"/>

--- a/generador/plantillas/6_Informe_justificacion.docx
+++ b/generador/plantillas/6_Informe_justificacion.docx
@@ -19,6 +19,8 @@
           <w:bCs/>
           <w:color w:val="002060"/>
           <w:kern w:val="0"/>
+          <w:sz w:val="20"/>
+          <w:szCs w:val="20"/>
           <w:lang w:eastAsia="en-US"/>
         </w:rPr>
       </w:pPr>
@@ -29,6 +31,8 @@
           <w:bCs/>
           <w:color w:val="002060"/>
           <w:kern w:val="0"/>
+          <w:sz w:val="20"/>
+          <w:szCs w:val="20"/>
           <w:lang w:eastAsia="en-US"/>
         </w:rPr>
         <w:t>1. DATOS DEL PROCESO</w:t>
@@ -45,6 +49,8 @@
         <w:rPr>
           <w:rFonts w:ascii="Titillium Web" w:eastAsia="Times New Roman" w:hAnsi="Titillium Web" w:cs="Times New Roman"/>
           <w:kern w:val="0"/>
+          <w:sz w:val="20"/>
+          <w:szCs w:val="20"/>
           <w:lang w:eastAsia="es-ES"/>
         </w:rPr>
       </w:pPr>
@@ -103,6 +109,8 @@
               <w:rPr>
                 <w:rFonts w:ascii="Titillium Web" w:eastAsia="Arial" w:hAnsi="Titillium Web" w:cs="Arial"/>
                 <w:kern w:val="0"/>
+                <w:sz w:val="20"/>
+                <w:szCs w:val="20"/>
               </w:rPr>
             </w:pPr>
             <w:r>
@@ -111,6 +119,8 @@
                 <w:b/>
                 <w:bCs/>
                 <w:kern w:val="0"/>
+                <w:sz w:val="20"/>
+                <w:szCs w:val="20"/>
               </w:rPr>
               <w:t>Objeto de la contratación</w:t>
             </w:r>
@@ -145,6 +155,8 @@
               <w:rPr>
                 <w:rFonts w:ascii="Titillium Web" w:eastAsia="Arial" w:hAnsi="Titillium Web" w:cs="Arial"/>
                 <w:kern w:val="0"/>
+                <w:sz w:val="20"/>
+                <w:szCs w:val="20"/>
               </w:rPr>
             </w:pPr>
             <w:commentRangeStart w:id="0"/>
@@ -152,6 +164,8 @@
               <w:rPr>
                 <w:rFonts w:ascii="Titillium Web" w:eastAsia="Arial" w:hAnsi="Titillium Web" w:cs="Arial"/>
                 <w:kern w:val="0"/>
+                <w:sz w:val="20"/>
+                <w:szCs w:val="20"/>
               </w:rPr>
               <w:t>{objeto}</w:t>
             </w:r>
@@ -161,8 +175,8 @@
                 <w:rStyle w:val="Refdecomentario"/>
                 <w:rFonts w:ascii="Titillium Web" w:eastAsia="Arial" w:hAnsi="Titillium Web" w:cs="Arial"/>
                 <w:kern w:val="0"/>
-                <w:sz w:val="22"/>
-                <w:szCs w:val="22"/>
+                <w:sz w:val="20"/>
+                <w:szCs w:val="20"/>
               </w:rPr>
               <w:commentReference w:id="0"/>
             </w:r>
@@ -201,6 +215,8 @@
               <w:rPr>
                 <w:rFonts w:ascii="Titillium Web" w:eastAsia="Arial" w:hAnsi="Titillium Web" w:cs="Arial"/>
                 <w:kern w:val="0"/>
+                <w:sz w:val="20"/>
+                <w:szCs w:val="20"/>
               </w:rPr>
             </w:pPr>
             <w:r>
@@ -209,6 +225,8 @@
                 <w:b/>
                 <w:bCs/>
                 <w:kern w:val="0"/>
+                <w:sz w:val="20"/>
+                <w:szCs w:val="20"/>
               </w:rPr>
               <w:t>Área protegida / Instancia beneficiaria</w:t>
             </w:r>
@@ -243,6 +261,8 @@
               <w:rPr>
                 <w:rFonts w:ascii="Titillium Web" w:eastAsia="Arial" w:hAnsi="Titillium Web" w:cs="Arial"/>
                 <w:kern w:val="0"/>
+                <w:sz w:val="20"/>
+                <w:szCs w:val="20"/>
               </w:rPr>
             </w:pPr>
             <w:commentRangeStart w:id="1"/>
@@ -250,6 +270,8 @@
               <w:rPr>
                 <w:rFonts w:ascii="Titillium Web" w:eastAsia="Arial" w:hAnsi="Titillium Web" w:cs="Arial"/>
                 <w:kern w:val="0"/>
+                <w:sz w:val="20"/>
+                <w:szCs w:val="20"/>
               </w:rPr>
               <w:t>{area}</w:t>
             </w:r>
@@ -259,8 +281,8 @@
                 <w:rStyle w:val="Refdecomentario"/>
                 <w:rFonts w:ascii="Titillium Web" w:eastAsia="Arial" w:hAnsi="Titillium Web" w:cs="Arial"/>
                 <w:kern w:val="0"/>
-                <w:sz w:val="22"/>
-                <w:szCs w:val="22"/>
+                <w:sz w:val="20"/>
+                <w:szCs w:val="20"/>
               </w:rPr>
               <w:commentReference w:id="1"/>
             </w:r>
@@ -299,6 +321,8 @@
               <w:rPr>
                 <w:rFonts w:ascii="Titillium Web" w:eastAsia="Arial" w:hAnsi="Titillium Web" w:cs="Arial"/>
                 <w:kern w:val="0"/>
+                <w:sz w:val="20"/>
+                <w:szCs w:val="20"/>
               </w:rPr>
             </w:pPr>
             <w:r>
@@ -307,6 +331,8 @@
                 <w:b/>
                 <w:bCs/>
                 <w:kern w:val="0"/>
+                <w:sz w:val="20"/>
+                <w:szCs w:val="20"/>
               </w:rPr>
               <w:t>Modalidad de selección</w:t>
             </w:r>
@@ -341,6 +367,8 @@
               <w:rPr>
                 <w:rFonts w:ascii="Titillium Web" w:eastAsia="Arial" w:hAnsi="Titillium Web" w:cs="Arial"/>
                 <w:kern w:val="0"/>
+                <w:sz w:val="20"/>
+                <w:szCs w:val="20"/>
               </w:rPr>
             </w:pPr>
             <w:commentRangeStart w:id="2"/>
@@ -348,6 +376,8 @@
               <w:rPr>
                 <w:rFonts w:ascii="Titillium Web" w:eastAsia="Arial" w:hAnsi="Titillium Web" w:cs="Arial"/>
                 <w:kern w:val="0"/>
+                <w:sz w:val="20"/>
+                <w:szCs w:val="20"/>
               </w:rPr>
               <w:t>Selección directa por excepción</w:t>
             </w:r>
@@ -357,8 +387,8 @@
                 <w:rStyle w:val="Refdecomentario"/>
                 <w:rFonts w:ascii="Titillium Web" w:eastAsia="Arial" w:hAnsi="Titillium Web" w:cs="Arial"/>
                 <w:kern w:val="0"/>
-                <w:sz w:val="22"/>
-                <w:szCs w:val="22"/>
+                <w:sz w:val="20"/>
+                <w:szCs w:val="20"/>
               </w:rPr>
               <w:commentReference w:id="2"/>
             </w:r>
@@ -397,6 +427,8 @@
               <w:rPr>
                 <w:rFonts w:ascii="Titillium Web" w:eastAsia="Arial" w:hAnsi="Titillium Web" w:cs="Arial"/>
                 <w:kern w:val="0"/>
+                <w:sz w:val="20"/>
+                <w:szCs w:val="20"/>
               </w:rPr>
             </w:pPr>
             <w:r>
@@ -405,6 +437,8 @@
                 <w:b/>
                 <w:bCs/>
                 <w:kern w:val="0"/>
+                <w:sz w:val="20"/>
+                <w:szCs w:val="20"/>
               </w:rPr>
               <w:t>Presupuesto referencial (USD, IVA incluido)</w:t>
             </w:r>
@@ -439,6 +473,8 @@
               <w:rPr>
                 <w:rFonts w:ascii="Titillium Web" w:eastAsia="Arial" w:hAnsi="Titillium Web" w:cs="Arial"/>
                 <w:kern w:val="0"/>
+                <w:sz w:val="20"/>
+                <w:szCs w:val="20"/>
               </w:rPr>
             </w:pPr>
             <w:commentRangeStart w:id="3"/>
@@ -446,6 +482,8 @@
               <w:rPr>
                 <w:rFonts w:ascii="Titillium Web" w:eastAsia="Arial" w:hAnsi="Titillium Web" w:cs="Arial"/>
                 <w:kern w:val="0"/>
+                <w:sz w:val="20"/>
+                <w:szCs w:val="20"/>
               </w:rPr>
               <w:t>{presupuestoLetras}</w:t>
             </w:r>
@@ -455,8 +493,8 @@
                 <w:rStyle w:val="Refdecomentario"/>
                 <w:rFonts w:ascii="Titillium Web" w:eastAsia="Arial" w:hAnsi="Titillium Web" w:cs="Arial"/>
                 <w:kern w:val="0"/>
-                <w:sz w:val="22"/>
-                <w:szCs w:val="22"/>
+                <w:sz w:val="20"/>
+                <w:szCs w:val="20"/>
               </w:rPr>
               <w:commentReference w:id="3"/>
             </w:r>
@@ -495,6 +533,8 @@
               <w:rPr>
                 <w:rFonts w:ascii="Titillium Web" w:eastAsia="Arial" w:hAnsi="Titillium Web" w:cs="Arial"/>
                 <w:kern w:val="0"/>
+                <w:sz w:val="20"/>
+                <w:szCs w:val="20"/>
               </w:rPr>
             </w:pPr>
             <w:r>
@@ -503,6 +543,8 @@
                 <w:b/>
                 <w:bCs/>
                 <w:kern w:val="0"/>
+                <w:sz w:val="20"/>
+                <w:szCs w:val="20"/>
               </w:rPr>
               <w:t>Fuente de financiamiento / PAG</w:t>
             </w:r>
@@ -537,6 +579,8 @@
               <w:rPr>
                 <w:rFonts w:ascii="Titillium Web" w:eastAsia="Arial" w:hAnsi="Titillium Web" w:cs="Arial"/>
                 <w:kern w:val="0"/>
+                <w:sz w:val="20"/>
+                <w:szCs w:val="20"/>
               </w:rPr>
             </w:pPr>
             <w:commentRangeStart w:id="4"/>
@@ -544,6 +588,8 @@
               <w:rPr>
                 <w:rFonts w:ascii="Titillium Web" w:eastAsia="Arial" w:hAnsi="Titillium Web" w:cs="Arial"/>
                 <w:kern w:val="0"/>
+                <w:sz w:val="20"/>
+                <w:szCs w:val="20"/>
               </w:rPr>
               <w:t>{partida} - {lineaNombre}</w:t>
             </w:r>
@@ -553,8 +599,8 @@
                 <w:rStyle w:val="Refdecomentario"/>
                 <w:rFonts w:ascii="Titillium Web" w:eastAsia="Arial" w:hAnsi="Titillium Web" w:cs="Arial"/>
                 <w:kern w:val="0"/>
-                <w:sz w:val="22"/>
-                <w:szCs w:val="22"/>
+                <w:sz w:val="20"/>
+                <w:szCs w:val="20"/>
               </w:rPr>
               <w:commentReference w:id="4"/>
             </w:r>
@@ -593,6 +639,8 @@
               <w:rPr>
                 <w:rFonts w:ascii="Titillium Web" w:eastAsia="Arial" w:hAnsi="Titillium Web" w:cs="Arial"/>
                 <w:kern w:val="0"/>
+                <w:sz w:val="20"/>
+                <w:szCs w:val="20"/>
               </w:rPr>
             </w:pPr>
             <w:r>
@@ -601,6 +649,8 @@
                 <w:b/>
                 <w:bCs/>
                 <w:kern w:val="0"/>
+                <w:sz w:val="20"/>
+                <w:szCs w:val="20"/>
               </w:rPr>
               <w:t>Fecha de invitación</w:t>
             </w:r>
@@ -635,6 +685,8 @@
               <w:rPr>
                 <w:rFonts w:ascii="Titillium Web" w:eastAsia="Arial" w:hAnsi="Titillium Web" w:cs="Arial"/>
                 <w:kern w:val="0"/>
+                <w:sz w:val="20"/>
+                <w:szCs w:val="20"/>
               </w:rPr>
             </w:pPr>
             <w:commentRangeStart w:id="5"/>
@@ -642,6 +694,8 @@
               <w:rPr>
                 <w:rFonts w:ascii="Titillium Web" w:eastAsia="Arial" w:hAnsi="Titillium Web" w:cs="Arial"/>
                 <w:kern w:val="0"/>
+                <w:sz w:val="20"/>
+                <w:szCs w:val="20"/>
               </w:rPr>
               <w:t>{fechaInvitacion}</w:t>
             </w:r>
@@ -651,8 +705,8 @@
                 <w:rStyle w:val="Refdecomentario"/>
                 <w:rFonts w:ascii="Titillium Web" w:eastAsia="Arial" w:hAnsi="Titillium Web" w:cs="Arial"/>
                 <w:kern w:val="0"/>
-                <w:sz w:val="22"/>
-                <w:szCs w:val="22"/>
+                <w:sz w:val="20"/>
+                <w:szCs w:val="20"/>
               </w:rPr>
               <w:commentReference w:id="5"/>
             </w:r>
@@ -691,6 +745,8 @@
               <w:rPr>
                 <w:rFonts w:ascii="Titillium Web" w:eastAsia="Arial" w:hAnsi="Titillium Web" w:cs="Arial"/>
                 <w:kern w:val="0"/>
+                <w:sz w:val="20"/>
+                <w:szCs w:val="20"/>
               </w:rPr>
             </w:pPr>
             <w:r>
@@ -699,6 +755,8 @@
                 <w:b/>
                 <w:bCs/>
                 <w:kern w:val="0"/>
+                <w:sz w:val="20"/>
+                <w:szCs w:val="20"/>
               </w:rPr>
               <w:t>Plazo para presentación de ofertas</w:t>
             </w:r>
@@ -733,6 +791,8 @@
               <w:rPr>
                 <w:rFonts w:ascii="Titillium Web" w:eastAsia="Arial" w:hAnsi="Titillium Web" w:cs="Arial"/>
                 <w:kern w:val="0"/>
+                <w:sz w:val="20"/>
+                <w:szCs w:val="20"/>
               </w:rPr>
             </w:pPr>
             <w:commentRangeStart w:id="6"/>
@@ -740,6 +800,8 @@
               <w:rPr>
                 <w:rFonts w:ascii="Titillium Web" w:eastAsia="Arial" w:hAnsi="Titillium Web" w:cs="Arial"/>
                 <w:kern w:val="0"/>
+                <w:sz w:val="20"/>
+                <w:szCs w:val="20"/>
               </w:rPr>
               <w:t>{fechaLimite}</w:t>
             </w:r>
@@ -749,8 +811,8 @@
                 <w:rStyle w:val="Refdecomentario"/>
                 <w:rFonts w:ascii="Titillium Web" w:eastAsia="Arial" w:hAnsi="Titillium Web" w:cs="Arial"/>
                 <w:kern w:val="0"/>
-                <w:sz w:val="22"/>
-                <w:szCs w:val="22"/>
+                <w:sz w:val="20"/>
+                <w:szCs w:val="20"/>
               </w:rPr>
               <w:commentReference w:id="6"/>
             </w:r>
@@ -776,6 +838,8 @@
           <w:rFonts w:ascii="Titillium Web" w:eastAsia="Book Antiqua" w:hAnsi="Titillium Web" w:cs="Times New Roman"/>
           <w:b/>
           <w:color w:val="002060"/>
+          <w:sz w:val="20"/>
+          <w:szCs w:val="20"/>
         </w:rPr>
       </w:pPr>
     </w:p>
@@ -794,6 +858,8 @@
           <w:rFonts w:ascii="Titillium Web" w:eastAsia="Book Antiqua" w:hAnsi="Titillium Web" w:cs="Times New Roman"/>
           <w:b/>
           <w:color w:val="002060"/>
+          <w:sz w:val="20"/>
+          <w:szCs w:val="20"/>
         </w:rPr>
       </w:pPr>
       <w:bookmarkStart w:id="7" w:name="_heading=h.gjdgxs" w:colFirst="0" w:colLast="0"/>
@@ -803,6 +869,8 @@
           <w:rFonts w:ascii="Titillium Web" w:eastAsia="Book Antiqua" w:hAnsi="Titillium Web" w:cs="Times New Roman"/>
           <w:b/>
           <w:color w:val="002060"/>
+          <w:sz w:val="20"/>
+          <w:szCs w:val="20"/>
         </w:rPr>
         <w:t>2. ANTECEDENTES</w:t>
       </w:r>
@@ -822,6 +890,8 @@
         <w:rPr>
           <w:rFonts w:ascii="Titillium Web" w:eastAsia="Book Antiqua" w:hAnsi="Titillium Web" w:cs="Times New Roman"/>
           <w:color w:val="000000"/>
+          <w:sz w:val="20"/>
+          <w:szCs w:val="20"/>
         </w:rPr>
       </w:pPr>
     </w:p>
@@ -832,21 +902,27 @@
         <w:jc w:val="both"/>
         <w:rPr>
           <w:rFonts w:ascii="Titillium Web" w:hAnsi="Titillium Web"/>
+          <w:sz w:val="20"/>
+          <w:szCs w:val="20"/>
         </w:rPr>
       </w:pPr>
       <w:r>
         <w:rPr>
           <w:rFonts w:ascii="Titillium Web" w:eastAsia="Times New Roman" w:hAnsi="Titillium Web" w:cs="Times New Roman"/>
           <w:color w:val="000000" w:themeColor="text1"/>
+          <w:sz w:val="20"/>
+          <w:szCs w:val="20"/>
           <w:lang w:val="es-ES"/>
         </w:rPr>
-        <w:t xml:space="preserve">{EllaAP}</w:t>
+        <w:t>{EllaAP}</w:t>
       </w:r>
       <w:commentRangeStart w:id="8"/>
       <w:r>
         <w:rPr>
           <w:rFonts w:ascii="Titillium Web" w:eastAsia="Times New Roman" w:hAnsi="Titillium Web" w:cs="Times New Roman"/>
           <w:color w:val="000000" w:themeColor="text1"/>
+          <w:sz w:val="20"/>
+          <w:szCs w:val="20"/>
           <w:lang w:val="es-ES"/>
         </w:rPr>
         <w:t xml:space="preserve"> {area} cumple cada año con la ejecución de un Plan de Gestión Operativa Anual (PGOA), herramienta de trabajo elaborada por guardaparques, técnicos y personal administrativo del área protegida, con la finalidad de establecer objetivos en pro de la protección de los valores de conservación del área. En cada programa de manejo contemplado en el PGOA, se encuentran establecidas las necesidades técnicas y administrativas, así como los insumos necesarios para cumplir con las actividades plasmadas en cada objetivo de conservación.</w:t>
@@ -856,8 +932,8 @@
         <w:rPr>
           <w:rStyle w:val="Refdecomentario"/>
           <w:rFonts w:ascii="Titillium Web" w:hAnsi="Titillium Web"/>
-          <w:sz w:val="22"/>
-          <w:szCs w:val="22"/>
+          <w:sz w:val="20"/>
+          <w:szCs w:val="20"/>
         </w:rPr>
         <w:commentReference w:id="8"/>
       </w:r>
@@ -869,11 +945,15 @@
         <w:jc w:val="both"/>
         <w:rPr>
           <w:rFonts w:ascii="Titillium Web" w:hAnsi="Titillium Web"/>
+          <w:sz w:val="20"/>
+          <w:szCs w:val="20"/>
         </w:rPr>
       </w:pPr>
       <w:r>
         <w:rPr>
           <w:rFonts w:ascii="Titillium Web" w:eastAsia="Calibri" w:hAnsi="Titillium Web"/>
+          <w:sz w:val="20"/>
+          <w:szCs w:val="20"/>
           <w:lang w:val="es"/>
         </w:rPr>
         <w:t xml:space="preserve"> </w:t>
@@ -886,6 +966,8 @@
         <w:jc w:val="both"/>
         <w:rPr>
           <w:rFonts w:ascii="Titillium Web" w:eastAsia="Times New Roman" w:hAnsi="Titillium Web" w:cs="Times New Roman"/>
+          <w:sz w:val="20"/>
+          <w:szCs w:val="20"/>
           <w:lang w:val="es"/>
         </w:rPr>
       </w:pPr>
@@ -893,6 +975,8 @@
       <w:r>
         <w:rPr>
           <w:rFonts w:ascii="Titillium Web" w:eastAsia="Times New Roman" w:hAnsi="Titillium Web" w:cs="Times New Roman"/>
+          <w:sz w:val="20"/>
+          <w:szCs w:val="20"/>
           <w:lang w:val="es"/>
         </w:rPr>
         <w:t xml:space="preserve">La administración del área protegida cuenta, para el manejo administrativo del PGOA del año en curso, con diferentes fuentes de financiamiento, una de ellas el Fondo de Áreas Protegidas (FAP), administrado por el Fondo de Inversión Ambiental Sostenible (FIAS). Por lo cual se requiere </w:t>
@@ -900,20 +984,17 @@
       <w:r>
         <w:rPr>
           <w:rFonts w:ascii="Titillium Web" w:eastAsia="Times New Roman" w:hAnsi="Titillium Web" w:cs="Times New Roman"/>
+          <w:sz w:val="20"/>
+          <w:szCs w:val="20"/>
           <w:lang w:val="es"/>
         </w:rPr>
-        <w:t xml:space="preserve">contar con </w:t>
+        <w:t>contar con el/la</w:t>
       </w:r>
       <w:r>
         <w:rPr>
           <w:rFonts w:ascii="Titillium Web" w:eastAsia="Times New Roman" w:hAnsi="Titillium Web" w:cs="Times New Roman"/>
-          <w:lang w:val="es"/>
-        </w:rPr>
-        <w:t>el/la</w:t>
-      </w:r>
-      <w:r>
-        <w:rPr>
-          <w:rFonts w:ascii="Titillium Web" w:eastAsia="Times New Roman" w:hAnsi="Titillium Web" w:cs="Times New Roman"/>
+          <w:sz w:val="20"/>
+          <w:szCs w:val="20"/>
           <w:lang w:val="es"/>
         </w:rPr>
         <w:t xml:space="preserve"> {objeto}, necesario para [breve descripción del propósito y la justificación operativa].</w:t>
@@ -923,8 +1004,8 @@
         <w:rPr>
           <w:rStyle w:val="Refdecomentario"/>
           <w:rFonts w:ascii="Titillium Web" w:eastAsia="Times New Roman" w:hAnsi="Titillium Web" w:cs="Times New Roman"/>
-          <w:sz w:val="22"/>
-          <w:szCs w:val="22"/>
+          <w:sz w:val="20"/>
+          <w:szCs w:val="20"/>
           <w:lang w:val="es"/>
         </w:rPr>
         <w:commentReference w:id="9"/>
@@ -937,6 +1018,8 @@
         <w:jc w:val="both"/>
         <w:rPr>
           <w:rFonts w:ascii="Titillium Web" w:hAnsi="Titillium Web"/>
+          <w:sz w:val="20"/>
+          <w:szCs w:val="20"/>
         </w:rPr>
       </w:pPr>
     </w:p>
@@ -955,6 +1038,8 @@
           <w:rFonts w:ascii="Titillium Web" w:eastAsia="Book Antiqua" w:hAnsi="Titillium Web" w:cs="Times New Roman"/>
           <w:b/>
           <w:color w:val="002060"/>
+          <w:sz w:val="20"/>
+          <w:szCs w:val="20"/>
         </w:rPr>
       </w:pPr>
       <w:bookmarkStart w:id="10" w:name="_heading=h.30j0zll" w:colFirst="0" w:colLast="0"/>
@@ -964,6 +1049,8 @@
           <w:rFonts w:ascii="Titillium Web" w:eastAsia="Book Antiqua" w:hAnsi="Titillium Web" w:cs="Times New Roman"/>
           <w:b/>
           <w:color w:val="002060"/>
+          <w:sz w:val="20"/>
+          <w:szCs w:val="20"/>
         </w:rPr>
         <w:t>3. JUSTIFICACIÓN</w:t>
       </w:r>
@@ -983,6 +1070,8 @@
         <w:rPr>
           <w:rFonts w:ascii="Titillium Web" w:eastAsia="Book Antiqua" w:hAnsi="Titillium Web" w:cs="Times New Roman"/>
           <w:color w:val="000000"/>
+          <w:sz w:val="20"/>
+          <w:szCs w:val="20"/>
         </w:rPr>
       </w:pPr>
     </w:p>
@@ -1002,6 +1091,8 @@
           <w:rFonts w:ascii="Titillium Web" w:eastAsia="Book Antiqua" w:hAnsi="Titillium Web" w:cs="Times New Roman"/>
           <w:i/>
           <w:color w:val="7F7F7F"/>
+          <w:sz w:val="20"/>
+          <w:szCs w:val="20"/>
         </w:rPr>
       </w:pPr>
       <w:commentRangeStart w:id="11"/>
@@ -1010,6 +1101,8 @@
           <w:rFonts w:ascii="Titillium Web" w:eastAsia="Book Antiqua" w:hAnsi="Titillium Web" w:cs="Times New Roman"/>
           <w:i/>
           <w:color w:val="7F7F7F"/>
+          <w:sz w:val="20"/>
+          <w:szCs w:val="20"/>
         </w:rPr>
         <w:t>Como directriz, deberían especificar los beneficios geográficos, de calidad y económicos que implica la contratación directa del proveedor, ajustarlo de acuerdo en el ciclo del FAP.</w:t>
       </w:r>
@@ -1020,8 +1113,8 @@
           <w:rFonts w:ascii="Titillium Web" w:eastAsia="Book Antiqua" w:hAnsi="Titillium Web" w:cs="Times New Roman"/>
           <w:i/>
           <w:color w:val="7F7F7F"/>
-          <w:sz w:val="22"/>
-          <w:szCs w:val="22"/>
+          <w:sz w:val="20"/>
+          <w:szCs w:val="20"/>
         </w:rPr>
         <w:commentReference w:id="11"/>
       </w:r>
@@ -1041,6 +1134,8 @@
         <w:rPr>
           <w:rFonts w:ascii="Titillium Web" w:eastAsia="Book Antiqua" w:hAnsi="Titillium Web" w:cs="Times New Roman"/>
           <w:color w:val="000000" w:themeColor="text1"/>
+          <w:sz w:val="20"/>
+          <w:szCs w:val="20"/>
         </w:rPr>
       </w:pPr>
     </w:p>
@@ -1051,6 +1146,8 @@
         <w:rPr>
           <w:rFonts w:ascii="Titillium Web" w:eastAsia="Times New Roman" w:hAnsi="Titillium Web" w:cs="Times New Roman"/>
           <w:color w:val="000000" w:themeColor="text1"/>
+          <w:sz w:val="20"/>
+          <w:szCs w:val="20"/>
           <w:lang w:val="es-ES"/>
         </w:rPr>
       </w:pPr>
@@ -1058,27 +1155,42 @@
         <w:rPr>
           <w:rFonts w:ascii="Titillium Web" w:eastAsia="Times New Roman" w:hAnsi="Titillium Web" w:cs="Times New Roman"/>
           <w:color w:val="000000" w:themeColor="text1"/>
+          <w:sz w:val="20"/>
+          <w:szCs w:val="20"/>
           <w:lang w:val="es-ES"/>
         </w:rPr>
-        <w:t xml:space="preserve">{EllaAP}</w:t>
+        <w:t>{EllaAP}</w:t>
       </w:r>
       <w:commentRangeStart w:id="12"/>
       <w:r>
         <w:rPr>
           <w:rFonts w:ascii="Titillium Web" w:eastAsia="Times New Roman" w:hAnsi="Titillium Web" w:cs="Times New Roman"/>
           <w:color w:val="000000" w:themeColor="text1"/>
+          <w:sz w:val="20"/>
+          <w:szCs w:val="20"/>
           <w:lang w:val="es-ES"/>
         </w:rPr>
-        <w:t xml:space="preserve"> {area} necesita continuar con su gestión administrativa y operativa en [ubicación / </w:t>
+        <w:t xml:space="preserve"> {area} necesita continuar con su gestión administrativa y operativa en [ubicación / sector de operación]; en este marco, resulta indispensable</w:t>
       </w:r>
       <w:r>
         <w:rPr>
           <w:rFonts w:ascii="Titillium Web" w:eastAsia="Times New Roman" w:hAnsi="Titillium Web" w:cs="Times New Roman"/>
           <w:color w:val="000000" w:themeColor="text1"/>
+          <w:sz w:val="20"/>
+          <w:szCs w:val="20"/>
           <w:lang w:val="es-ES"/>
         </w:rPr>
-        <w:lastRenderedPageBreak/>
-        <w:t>sector de operación]; en este marco, resulta indispensable {objeto} para [explicar la finalidad y el aporte a la gestión del AP].</w:t>
+        <w:t xml:space="preserve"> contar con</w:t>
+      </w:r>
+      <w:r>
+        <w:rPr>
+          <w:rFonts w:ascii="Titillium Web" w:eastAsia="Times New Roman" w:hAnsi="Titillium Web" w:cs="Times New Roman"/>
+          <w:color w:val="000000" w:themeColor="text1"/>
+          <w:sz w:val="20"/>
+          <w:szCs w:val="20"/>
+          <w:lang w:val="es-ES"/>
+        </w:rPr>
+        <w:t xml:space="preserve"> {objeto} para [explicar la finalidad y el aporte a la gestión del AP].</w:t>
       </w:r>
       <w:commentRangeEnd w:id="12"/>
       <w:r>
@@ -1086,8 +1198,8 @@
           <w:rStyle w:val="Refdecomentario"/>
           <w:rFonts w:ascii="Titillium Web" w:eastAsia="Times New Roman" w:hAnsi="Titillium Web" w:cs="Times New Roman"/>
           <w:color w:val="000000" w:themeColor="text1"/>
-          <w:sz w:val="22"/>
-          <w:szCs w:val="22"/>
+          <w:sz w:val="20"/>
+          <w:szCs w:val="20"/>
           <w:lang w:val="es-ES"/>
         </w:rPr>
         <w:commentReference w:id="12"/>
@@ -1099,6 +1211,8 @@
         <w:jc w:val="both"/>
         <w:rPr>
           <w:rFonts w:ascii="Titillium Web" w:hAnsi="Titillium Web"/>
+          <w:sz w:val="20"/>
+          <w:szCs w:val="20"/>
         </w:rPr>
       </w:pPr>
     </w:p>
@@ -1110,6 +1224,8 @@
         <w:rPr>
           <w:rFonts w:ascii="Titillium Web" w:eastAsia="Times New Roman" w:hAnsi="Titillium Web" w:cs="Times New Roman"/>
           <w:color w:val="000000" w:themeColor="text1"/>
+          <w:sz w:val="20"/>
+          <w:szCs w:val="20"/>
           <w:lang w:val="es-ES"/>
         </w:rPr>
       </w:pPr>
@@ -1119,9 +1235,22 @@
         <w:rPr>
           <w:rFonts w:ascii="Titillium Web" w:eastAsia="Times New Roman" w:hAnsi="Titillium Web" w:cs="Times New Roman"/>
           <w:color w:val="000000" w:themeColor="text1"/>
+          <w:sz w:val="20"/>
+          <w:szCs w:val="20"/>
           <w:lang w:val="es-ES"/>
         </w:rPr>
-        <w:t>Por lo que antecede, en el marco de los compromisos de gestión, resulta necesario contratar los servicios proporcionados por {proveedor}, con RUC {proveedorRuc}, proveedor calificado, quien [breve historial del proveedor y características diferenciadoras: experiencia previa, cobertura geográfica, calidad técnica, exclusividad en la zona, etc.].</w:t>
+        <w:t xml:space="preserve">Por lo que antecede, en el marco de los compromisos de gestión, resulta necesario contratar los servicios proporcionados por {proveedor}, con RUC {proveedorRuc}, proveedor calificado, quien [breve </w:t>
+      </w:r>
+      <w:r>
+        <w:rPr>
+          <w:rFonts w:ascii="Titillium Web" w:eastAsia="Times New Roman" w:hAnsi="Titillium Web" w:cs="Times New Roman"/>
+          <w:color w:val="000000" w:themeColor="text1"/>
+          <w:sz w:val="20"/>
+          <w:szCs w:val="20"/>
+          <w:lang w:val="es-ES"/>
+        </w:rPr>
+        <w:lastRenderedPageBreak/>
+        <w:t>historial del proveedor y características diferenciadoras: experiencia previa, cobertura geográfica, calidad técnica, exclusividad en la zona, etc.].</w:t>
       </w:r>
       <w:commentRangeEnd w:id="13"/>
       <w:r>
@@ -1129,8 +1258,8 @@
           <w:rStyle w:val="Refdecomentario"/>
           <w:rFonts w:ascii="Titillium Web" w:eastAsia="Times New Roman" w:hAnsi="Titillium Web" w:cs="Times New Roman"/>
           <w:color w:val="000000" w:themeColor="text1"/>
-          <w:sz w:val="22"/>
-          <w:szCs w:val="22"/>
+          <w:sz w:val="20"/>
+          <w:szCs w:val="20"/>
           <w:lang w:val="es-ES"/>
         </w:rPr>
         <w:commentReference w:id="13"/>
@@ -1141,8 +1270,8 @@
           <w:rStyle w:val="Refdecomentario"/>
           <w:rFonts w:ascii="Titillium Web" w:eastAsia="Times New Roman" w:hAnsi="Titillium Web" w:cs="Times New Roman"/>
           <w:color w:val="000000" w:themeColor="text1"/>
-          <w:sz w:val="22"/>
-          <w:szCs w:val="22"/>
+          <w:sz w:val="20"/>
+          <w:szCs w:val="20"/>
           <w:lang w:val="es-ES"/>
         </w:rPr>
         <w:commentReference w:id="14"/>
@@ -1163,6 +1292,8 @@
         <w:rPr>
           <w:rFonts w:ascii="Titillium Web" w:eastAsia="Book Antiqua" w:hAnsi="Titillium Web" w:cs="Times New Roman"/>
           <w:color w:val="000000" w:themeColor="text1"/>
+          <w:sz w:val="20"/>
+          <w:szCs w:val="20"/>
         </w:rPr>
       </w:pPr>
     </w:p>
@@ -1182,6 +1313,8 @@
           <w:rFonts w:ascii="Titillium Web" w:eastAsia="Book Antiqua" w:hAnsi="Titillium Web" w:cs="Times New Roman"/>
           <w:b/>
           <w:color w:val="002060"/>
+          <w:sz w:val="20"/>
+          <w:szCs w:val="20"/>
         </w:rPr>
       </w:pPr>
       <w:r>
@@ -1189,6 +1322,8 @@
           <w:rFonts w:ascii="Titillium Web" w:eastAsia="Book Antiqua" w:hAnsi="Titillium Web" w:cs="Times New Roman"/>
           <w:b/>
           <w:color w:val="002060"/>
+          <w:sz w:val="20"/>
+          <w:szCs w:val="20"/>
         </w:rPr>
         <w:t>4. CONCLUSIONES</w:t>
       </w:r>
@@ -1209,6 +1344,8 @@
         <w:rPr>
           <w:rFonts w:ascii="Titillium Web" w:eastAsia="Book Antiqua" w:hAnsi="Titillium Web" w:cs="Times New Roman"/>
           <w:color w:val="000000"/>
+          <w:sz w:val="20"/>
+          <w:szCs w:val="20"/>
         </w:rPr>
       </w:pPr>
     </w:p>
@@ -1227,6 +1364,8 @@
         <w:rPr>
           <w:rFonts w:ascii="Titillium Web" w:eastAsia="Book Antiqua" w:hAnsi="Titillium Web" w:cs="Times New Roman"/>
           <w:color w:val="000000"/>
+          <w:sz w:val="20"/>
+          <w:szCs w:val="20"/>
         </w:rPr>
       </w:pPr>
       <w:bookmarkStart w:id="15" w:name="_heading=h.3znysh7" w:colFirst="0" w:colLast="0"/>
@@ -1235,6 +1374,8 @@
         <w:rPr>
           <w:rFonts w:ascii="Titillium Web" w:eastAsia="Book Antiqua" w:hAnsi="Titillium Web" w:cs="Times New Roman"/>
           <w:color w:val="000000"/>
+          <w:sz w:val="20"/>
+          <w:szCs w:val="20"/>
         </w:rPr>
         <w:t xml:space="preserve">Luego del análisis expuesto en el presente informe, la administración </w:t>
       </w:r>
@@ -1242,13 +1383,17 @@
         <w:rPr>
           <w:rFonts w:ascii="Titillium Web" w:eastAsia="Book Antiqua" w:hAnsi="Titillium Web" w:cs="Times New Roman"/>
           <w:color w:val="000000"/>
-        </w:rPr>
-        <w:t xml:space="preserve">{dellaAP}</w:t>
+          <w:sz w:val="20"/>
+          <w:szCs w:val="20"/>
+        </w:rPr>
+        <w:t>{dellaAP}</w:t>
       </w:r>
       <w:r>
         <w:rPr>
           <w:rFonts w:ascii="Titillium Web" w:eastAsia="Book Antiqua" w:hAnsi="Titillium Web" w:cs="Times New Roman"/>
           <w:color w:val="000000"/>
+          <w:sz w:val="20"/>
+          <w:szCs w:val="20"/>
         </w:rPr>
         <w:t xml:space="preserve"> {area} solicita a la Unidad Operativa del FAP continuar con el proceso administrativo determinado en el Ciclo del FAP y demás normativa aplicable, con {proveedor} con RUC {proveedorRuc}; por cuanto, su oferta se ajusta tanto a las especificaciones técnicas requeridas como al presupuesto referencial determinado y a la normativa FAP.</w:t>
       </w:r>
@@ -1268,6 +1413,8 @@
         <w:rPr>
           <w:rFonts w:ascii="Titillium Web" w:eastAsia="Book Antiqua" w:hAnsi="Titillium Web" w:cs="Times New Roman"/>
           <w:color w:val="000000"/>
+          <w:sz w:val="20"/>
+          <w:szCs w:val="20"/>
         </w:rPr>
       </w:pPr>
     </w:p>
@@ -1286,12 +1433,16 @@
         <w:rPr>
           <w:rFonts w:ascii="Titillium Web" w:eastAsia="Book Antiqua" w:hAnsi="Titillium Web" w:cs="Times New Roman"/>
           <w:color w:val="000000"/>
+          <w:sz w:val="20"/>
+          <w:szCs w:val="20"/>
         </w:rPr>
       </w:pPr>
       <w:r>
         <w:rPr>
           <w:rFonts w:ascii="Titillium Web" w:eastAsia="Book Antiqua" w:hAnsi="Titillium Web" w:cs="Times New Roman"/>
           <w:color w:val="000000"/>
+          <w:sz w:val="20"/>
+          <w:szCs w:val="20"/>
         </w:rPr>
         <w:t>{fechaAdj}</w:t>
       </w:r>
@@ -1311,6 +1462,8 @@
         <w:rPr>
           <w:rFonts w:ascii="Titillium Web" w:eastAsia="Book Antiqua" w:hAnsi="Titillium Web" w:cs="Times New Roman"/>
           <w:color w:val="000000"/>
+          <w:sz w:val="20"/>
+          <w:szCs w:val="20"/>
         </w:rPr>
       </w:pPr>
     </w:p>
@@ -1322,6 +1475,8 @@
           <w:rFonts w:ascii="Titillium Web" w:eastAsia="Book Antiqua" w:hAnsi="Titillium Web" w:cs="Times New Roman"/>
           <w:b/>
           <w:color w:val="002060"/>
+          <w:sz w:val="20"/>
+          <w:szCs w:val="20"/>
         </w:rPr>
       </w:pPr>
       <w:bookmarkStart w:id="16" w:name="_heading=h.2et92p0" w:colFirst="0" w:colLast="0"/>
@@ -1331,6 +1486,8 @@
           <w:rFonts w:ascii="Titillium Web" w:eastAsia="Book Antiqua" w:hAnsi="Titillium Web" w:cs="Times New Roman"/>
           <w:b/>
           <w:color w:val="002060"/>
+          <w:sz w:val="20"/>
+          <w:szCs w:val="20"/>
         </w:rPr>
         <w:t>Elaborado</w:t>
       </w:r>
@@ -1339,6 +1496,8 @@
           <w:rFonts w:ascii="Titillium Web" w:eastAsia="Book Antiqua" w:hAnsi="Titillium Web" w:cs="Times New Roman"/>
           <w:b/>
           <w:color w:val="002060"/>
+          <w:sz w:val="20"/>
+          <w:szCs w:val="20"/>
         </w:rPr>
         <w:tab/>
       </w:r>
@@ -1347,6 +1506,8 @@
           <w:rFonts w:ascii="Titillium Web" w:eastAsia="Book Antiqua" w:hAnsi="Titillium Web" w:cs="Times New Roman"/>
           <w:b/>
           <w:color w:val="002060"/>
+          <w:sz w:val="20"/>
+          <w:szCs w:val="20"/>
         </w:rPr>
         <w:tab/>
       </w:r>
@@ -1355,6 +1516,8 @@
           <w:rFonts w:ascii="Titillium Web" w:eastAsia="Book Antiqua" w:hAnsi="Titillium Web" w:cs="Times New Roman"/>
           <w:b/>
           <w:color w:val="002060"/>
+          <w:sz w:val="20"/>
+          <w:szCs w:val="20"/>
         </w:rPr>
         <w:tab/>
       </w:r>
@@ -1363,6 +1526,8 @@
           <w:rFonts w:ascii="Titillium Web" w:eastAsia="Book Antiqua" w:hAnsi="Titillium Web" w:cs="Times New Roman"/>
           <w:b/>
           <w:color w:val="002060"/>
+          <w:sz w:val="20"/>
+          <w:szCs w:val="20"/>
         </w:rPr>
         <w:tab/>
       </w:r>
@@ -1371,6 +1536,8 @@
           <w:rFonts w:ascii="Titillium Web" w:eastAsia="Book Antiqua" w:hAnsi="Titillium Web" w:cs="Times New Roman"/>
           <w:b/>
           <w:color w:val="002060"/>
+          <w:sz w:val="20"/>
+          <w:szCs w:val="20"/>
         </w:rPr>
         <w:tab/>
         <w:t>Revisado</w:t>
@@ -1384,6 +1551,8 @@
           <w:rFonts w:ascii="Titillium Web" w:eastAsia="Book Antiqua" w:hAnsi="Titillium Web" w:cs="Times New Roman"/>
           <w:b/>
           <w:color w:val="000000"/>
+          <w:sz w:val="20"/>
+          <w:szCs w:val="20"/>
         </w:rPr>
       </w:pPr>
     </w:p>
@@ -1416,7 +1585,8 @@
               <w:rPr>
                 <w:rFonts w:ascii="Titillium Web" w:eastAsia="Book Antiqua" w:hAnsi="Titillium Web" w:cs="Times New Roman"/>
                 <w:b/>
-                <w:color w:val="000000"/>
+                <w:sz w:val="20"/>
+                <w:szCs w:val="20"/>
               </w:rPr>
             </w:pPr>
           </w:p>
@@ -1426,7 +1596,8 @@
               <w:rPr>
                 <w:rFonts w:ascii="Titillium Web" w:eastAsia="Book Antiqua" w:hAnsi="Titillium Web" w:cs="Times New Roman"/>
                 <w:b/>
-                <w:color w:val="000000"/>
+                <w:sz w:val="20"/>
+                <w:szCs w:val="20"/>
               </w:rPr>
             </w:pPr>
           </w:p>
@@ -1436,14 +1607,16 @@
               <w:rPr>
                 <w:rFonts w:ascii="Titillium Web" w:eastAsia="Book Antiqua" w:hAnsi="Titillium Web" w:cs="Times New Roman"/>
                 <w:b/>
-                <w:color w:val="000000"/>
+                <w:sz w:val="20"/>
+                <w:szCs w:val="20"/>
               </w:rPr>
             </w:pPr>
             <w:r>
               <w:rPr>
                 <w:rFonts w:ascii="Titillium Web" w:eastAsia="Book Antiqua" w:hAnsi="Titillium Web" w:cs="Times New Roman"/>
                 <w:b/>
-                <w:color w:val="000000"/>
+                <w:sz w:val="20"/>
+                <w:szCs w:val="20"/>
               </w:rPr>
               <w:t>___________________________</w:t>
             </w:r>
@@ -1455,7 +1628,8 @@
                 <w:rFonts w:ascii="Titillium Web" w:eastAsia="Book Antiqua" w:hAnsi="Titillium Web" w:cs="Times New Roman"/>
                 <w:b/>
                 <w:bCs/>
-                <w:color w:val="000000"/>
+                <w:sz w:val="20"/>
+                <w:szCs w:val="20"/>
               </w:rPr>
             </w:pPr>
             <w:r>
@@ -1463,7 +1637,8 @@
                 <w:rFonts w:ascii="Titillium Web" w:eastAsia="Book Antiqua" w:hAnsi="Titillium Web" w:cs="Times New Roman"/>
                 <w:b/>
                 <w:bCs/>
-                <w:color w:val="000000"/>
+                <w:sz w:val="20"/>
+                <w:szCs w:val="20"/>
               </w:rPr>
               <w:t>{ac}</w:t>
             </w:r>
@@ -1474,16 +1649,18 @@
               <w:rPr>
                 <w:rFonts w:ascii="Titillium Web" w:eastAsia="Book Antiqua" w:hAnsi="Titillium Web" w:cs="Times New Roman"/>
                 <w:bCs/>
-                <w:color w:val="000000"/>
+                <w:sz w:val="20"/>
+                <w:szCs w:val="20"/>
               </w:rPr>
             </w:pPr>
             <w:r>
               <w:rPr>
                 <w:rFonts w:ascii="Titillium Web" w:eastAsia="Book Antiqua" w:hAnsi="Titillium Web" w:cs="Times New Roman"/>
                 <w:bCs/>
-                <w:color w:val="000000"/>
+                <w:sz w:val="20"/>
+                <w:szCs w:val="20"/>
               </w:rPr>
-              <w:t xml:space="preserve">{AdminContador}</w:t>
+              <w:t>{AdminContador}</w:t>
             </w:r>
           </w:p>
           <w:p>
@@ -1493,7 +1670,8 @@
                 <w:rFonts w:ascii="Titillium Web" w:eastAsia="Book Antiqua" w:hAnsi="Titillium Web" w:cs="Times New Roman"/>
                 <w:bCs/>
                 <w:iCs/>
-                <w:color w:val="595959"/>
+                <w:sz w:val="20"/>
+                <w:szCs w:val="20"/>
               </w:rPr>
             </w:pPr>
             <w:r>
@@ -1501,7 +1679,8 @@
                 <w:rFonts w:ascii="Titillium Web" w:eastAsia="Book Antiqua" w:hAnsi="Titillium Web" w:cs="Times New Roman"/>
                 <w:bCs/>
                 <w:iCs/>
-                <w:color w:val="595959"/>
+                <w:sz w:val="20"/>
+                <w:szCs w:val="20"/>
               </w:rPr>
               <w:t>Fondo de Inversión Ambiental Sostenible</w:t>
             </w:r>
@@ -1517,7 +1696,8 @@
               <w:rPr>
                 <w:rFonts w:ascii="Titillium Web" w:eastAsia="Book Antiqua" w:hAnsi="Titillium Web" w:cs="Times New Roman"/>
                 <w:b/>
-                <w:color w:val="000000"/>
+                <w:sz w:val="20"/>
+                <w:szCs w:val="20"/>
               </w:rPr>
             </w:pPr>
           </w:p>
@@ -1527,7 +1707,8 @@
               <w:rPr>
                 <w:rFonts w:ascii="Titillium Web" w:eastAsia="Book Antiqua" w:hAnsi="Titillium Web" w:cs="Times New Roman"/>
                 <w:b/>
-                <w:color w:val="000000"/>
+                <w:sz w:val="20"/>
+                <w:szCs w:val="20"/>
               </w:rPr>
             </w:pPr>
           </w:p>
@@ -1537,14 +1718,16 @@
               <w:rPr>
                 <w:rFonts w:ascii="Titillium Web" w:eastAsia="Book Antiqua" w:hAnsi="Titillium Web" w:cs="Times New Roman"/>
                 <w:b/>
-                <w:color w:val="000000"/>
+                <w:sz w:val="20"/>
+                <w:szCs w:val="20"/>
               </w:rPr>
             </w:pPr>
             <w:r>
               <w:rPr>
                 <w:rFonts w:ascii="Titillium Web" w:eastAsia="Book Antiqua" w:hAnsi="Titillium Web" w:cs="Times New Roman"/>
                 <w:b/>
-                <w:color w:val="000000"/>
+                <w:sz w:val="20"/>
+                <w:szCs w:val="20"/>
               </w:rPr>
               <w:t>___________________________</w:t>
             </w:r>
@@ -1556,7 +1739,8 @@
                 <w:rFonts w:ascii="Titillium Web" w:eastAsia="Book Antiqua" w:hAnsi="Titillium Web" w:cs="Times New Roman"/>
                 <w:b/>
                 <w:bCs/>
-                <w:color w:val="000000"/>
+                <w:sz w:val="20"/>
+                <w:szCs w:val="20"/>
               </w:rPr>
             </w:pPr>
             <w:r>
@@ -1564,7 +1748,8 @@
                 <w:rFonts w:ascii="Titillium Web" w:eastAsia="Book Antiqua" w:hAnsi="Titillium Web" w:cs="Times New Roman"/>
                 <w:b/>
                 <w:bCs/>
-                <w:color w:val="000000"/>
+                <w:sz w:val="20"/>
+                <w:szCs w:val="20"/>
               </w:rPr>
               <w:t>{jefe}</w:t>
             </w:r>
@@ -1575,37 +1760,33 @@
               <w:rPr>
                 <w:rFonts w:ascii="Titillium Web" w:eastAsia="Book Antiqua" w:hAnsi="Titillium Web" w:cs="Times New Roman"/>
                 <w:bCs/>
-                <w:color w:val="000000"/>
+                <w:sz w:val="20"/>
+                <w:szCs w:val="20"/>
               </w:rPr>
             </w:pPr>
             <w:r>
               <w:rPr>
                 <w:rFonts w:ascii="Titillium Web" w:eastAsia="Book Antiqua" w:hAnsi="Titillium Web" w:cs="Times New Roman"/>
                 <w:bCs/>
-                <w:color w:val="000000"/>
+                <w:sz w:val="20"/>
+                <w:szCs w:val="20"/>
               </w:rPr>
-              <w:t xml:space="preserve">{AdministradoraAP}</w:t>
+              <w:t xml:space="preserve">{AdministradoraAP} </w:t>
+            </w:r>
+            <w:r>
+              <w:rPr>
+                <w:rFonts w:ascii="Titillium Web" w:eastAsia="Book Antiqua" w:hAnsi="Titillium Web" w:cs="Times New Roman"/>
+                <w:sz w:val="20"/>
+                <w:szCs w:val="20"/>
+              </w:rPr>
+              <w:t>{dellaAP}</w:t>
             </w:r>
             <w:r>
               <w:rPr>
                 <w:rFonts w:ascii="Titillium Web" w:eastAsia="Book Antiqua" w:hAnsi="Titillium Web" w:cs="Times New Roman"/>
                 <w:bCs/>
-                <w:color w:val="000000"/>
-              </w:rPr>
-              <w:t xml:space="preserve"> </w:t>
-            </w:r>
-            <w:r>
-              <w:rPr>
-                <w:rFonts w:ascii="Titillium Web" w:eastAsia="Book Antiqua" w:hAnsi="Titillium Web" w:cs="Times New Roman"/>
-                <w:color w:val="000000"/>
-              </w:rPr>
-              <w:t xml:space="preserve">{dellaAP}</w:t>
-            </w:r>
-            <w:r>
-              <w:rPr>
-                <w:rFonts w:ascii="Titillium Web" w:eastAsia="Book Antiqua" w:hAnsi="Titillium Web" w:cs="Times New Roman"/>
-                <w:bCs/>
-                <w:color w:val="000000"/>
+                <w:sz w:val="20"/>
+                <w:szCs w:val="20"/>
               </w:rPr>
               <w:t xml:space="preserve"> </w:t>
             </w:r>
@@ -1613,7 +1794,8 @@
               <w:rPr>
                 <w:rFonts w:ascii="Titillium Web" w:eastAsia="Book Antiqua" w:hAnsi="Titillium Web" w:cs="Times New Roman"/>
                 <w:bCs/>
-                <w:color w:val="000000"/>
+                <w:sz w:val="20"/>
+                <w:szCs w:val="20"/>
               </w:rPr>
               <w:t>{area}</w:t>
             </w:r>
@@ -1625,7 +1807,8 @@
                 <w:rFonts w:ascii="Titillium Web" w:eastAsia="Book Antiqua" w:hAnsi="Titillium Web" w:cs="Times New Roman"/>
                 <w:bCs/>
                 <w:iCs/>
-                <w:color w:val="595959"/>
+                <w:sz w:val="20"/>
+                <w:szCs w:val="20"/>
               </w:rPr>
             </w:pPr>
             <w:r>
@@ -1633,7 +1816,8 @@
                 <w:rFonts w:ascii="Titillium Web" w:eastAsia="Book Antiqua" w:hAnsi="Titillium Web" w:cs="Times New Roman"/>
                 <w:bCs/>
                 <w:iCs/>
-                <w:color w:val="595959"/>
+                <w:sz w:val="20"/>
+                <w:szCs w:val="20"/>
               </w:rPr>
               <w:t>Ministerio del Ambiente y Energía</w:t>
             </w:r>
@@ -1649,6 +1833,8 @@
           <w:rFonts w:ascii="Titillium Web" w:eastAsia="Book Antiqua" w:hAnsi="Titillium Web" w:cs="Times New Roman"/>
           <w:b/>
           <w:color w:val="000000"/>
+          <w:sz w:val="20"/>
+          <w:szCs w:val="20"/>
         </w:rPr>
       </w:pPr>
     </w:p>
@@ -1660,6 +1846,8 @@
           <w:rFonts w:ascii="Titillium Web" w:eastAsia="Book Antiqua" w:hAnsi="Titillium Web" w:cs="Times New Roman"/>
           <w:b/>
           <w:color w:val="000000"/>
+          <w:sz w:val="20"/>
+          <w:szCs w:val="20"/>
         </w:rPr>
       </w:pPr>
     </w:p>
@@ -2247,8 +2435,8 @@
               <w:rFonts w:ascii="Titillium Web" w:eastAsia="Times New Roman" w:hAnsi="Titillium Web"/>
               <w:color w:val="000000"/>
               <w:kern w:val="0"/>
-              <w:sz w:val="18"/>
-              <w:szCs w:val="18"/>
+              <w:sz w:val="20"/>
+              <w:szCs w:val="20"/>
               <w:lang w:eastAsia="es-ES"/>
             </w:rPr>
           </w:pPr>
@@ -2256,8 +2444,8 @@
             <w:rPr>
               <w:rFonts w:ascii="Titillium Web" w:eastAsia="Times New Roman" w:hAnsi="Titillium Web" w:cs="Arial"/>
               <w:kern w:val="0"/>
-              <w:sz w:val="18"/>
-              <w:szCs w:val="18"/>
+              <w:sz w:val="20"/>
+              <w:szCs w:val="20"/>
               <w:lang w:eastAsia="es-ES"/>
             </w:rPr>
             <w:t>Código: FAP-2026-0</w:t>
@@ -2266,8 +2454,8 @@
             <w:rPr>
               <w:rFonts w:ascii="Titillium Web" w:eastAsia="Times New Roman" w:hAnsi="Titillium Web" w:cs="Arial"/>
               <w:kern w:val="0"/>
-              <w:sz w:val="18"/>
-              <w:szCs w:val="18"/>
+              <w:sz w:val="20"/>
+              <w:szCs w:val="20"/>
               <w:lang w:eastAsia="es-ES"/>
             </w:rPr>
             <w:t>4</w:t>
@@ -2367,8 +2555,8 @@
             <w:rPr>
               <w:rFonts w:ascii="Titillium Web" w:eastAsia="Times New Roman" w:hAnsi="Titillium Web" w:cs="Arial"/>
               <w:kern w:val="0"/>
-              <w:sz w:val="18"/>
-              <w:szCs w:val="18"/>
+              <w:sz w:val="20"/>
+              <w:szCs w:val="20"/>
               <w:lang w:val="en-US" w:eastAsia="es-ES"/>
             </w:rPr>
           </w:pPr>
@@ -2376,21 +2564,11 @@
             <w:rPr>
               <w:rFonts w:ascii="Titillium Web" w:eastAsia="Times New Roman" w:hAnsi="Titillium Web" w:cs="Arial"/>
               <w:kern w:val="0"/>
-              <w:sz w:val="18"/>
-              <w:szCs w:val="18"/>
+              <w:sz w:val="20"/>
+              <w:szCs w:val="20"/>
               <w:lang w:val="es-MX" w:eastAsia="es-ES"/>
             </w:rPr>
-            <w:t>Fecha: 4/6/20</w:t>
-          </w:r>
-          <w:r>
-            <w:rPr>
-              <w:rFonts w:ascii="Titillium Web" w:eastAsia="Times New Roman" w:hAnsi="Titillium Web" w:cs="Arial"/>
-              <w:kern w:val="0"/>
-              <w:sz w:val="18"/>
-              <w:szCs w:val="18"/>
-              <w:lang w:val="es-MX" w:eastAsia="es-ES"/>
-            </w:rPr>
-            <w:t>26</w:t>
+            <w:t>Fecha: 4/6/2026</w:t>
           </w:r>
         </w:p>
       </w:tc>
@@ -6366,807 +6544,6 @@
 </w:styles>
 </file>
 
-<file path=word/glossary/document.xml><?xml version="1.0" encoding="utf-8"?>
-<w:glossaryDocument xmlns:wpc="http://schemas.microsoft.com/office/word/2010/wordprocessingCanvas" xmlns:cx="http://schemas.microsoft.com/office/drawing/2014/chartex" xmlns:cx1="http://schemas.microsoft.com/office/drawing/2015/9/8/chartex" xmlns:cx2="http://schemas.microsoft.com/office/drawing/2015/10/21/chartex" xmlns:cx3="http://schemas.microsoft.com/office/drawing/2016/5/9/chartex" xmlns:cx4="http://schemas.microsoft.com/office/drawing/2016/5/10/chartex" xmlns:cx5="http://schemas.microsoft.com/office/drawing/2016/5/11/chartex" xmlns:cx6="http://schemas.microsoft.com/office/drawing/2016/5/12/chartex" xmlns:cx7="http://schemas.microsoft.com/office/drawing/2016/5/13/chartex" xmlns:cx8="http://schemas.microsoft.com/office/drawing/2016/5/14/chartex" xmlns:mc="http://schemas.openxmlformats.org/markup-compatibility/2006" xmlns:aink="http://schemas.microsoft.com/office/drawing/2016/ink" xmlns:am3d="http://schemas.microsoft.com/office/drawing/2017/model3d" xmlns:o="urn:schemas-microsoft-com:office:office" xmlns:oel="http://schemas.microsoft.com/office/2019/extlst" xmlns:r="http://schemas.openxmlformats.org/officeDocument/2006/relationships" xmlns:m="http://schemas.openxmlformats.org/officeDocument/2006/math" xmlns:v="urn:schemas-microsoft-com:vml" xmlns:wp14="http://schemas.microsoft.com/office/word/2010/wordprocessingDrawing" xmlns:wp="http://schemas.openxmlformats.org/drawingml/2006/wordprocessingDrawing" xmlns:w10="urn:schemas-microsoft-com:office:word" xmlns:w="http://schemas.openxmlformats.org/wordprocessingml/2006/main" xmlns:w14="http://schemas.microsoft.com/office/word/2010/wordml" xmlns:w15="http://schemas.microsoft.com/office/word/2012/wordml" xmlns:w16cex="http://schemas.microsoft.com/office/word/2018/wordml/cex" xmlns:w16cid="http://schemas.microsoft.com/office/word/2016/wordml/cid" xmlns:w16="http://schemas.microsoft.com/office/word/2018/wordml" xmlns:w16du="http://schemas.microsoft.com/office/word/2023/wordml/word16du" xmlns:w16sdtdh="http://schemas.microsoft.com/office/word/2020/wordml/sdtdatahash" xmlns:w16sdtfl="http://schemas.microsoft.com/office/word/2024/wordml/sdtformatlock" xmlns:w16se="http://schemas.microsoft.com/office/word/2015/wordml/symex" xmlns:wpg="http://schemas.microsoft.com/office/word/2010/wordprocessingGroup" xmlns:wpi="http://schemas.microsoft.com/office/word/2010/wordprocessingInk" xmlns:wne="http://schemas.microsoft.com/office/word/2006/wordml" xmlns:wps="http://schemas.microsoft.com/office/word/2010/wordprocessingShape" mc:Ignorable="w14 w15 w16se w16cid w16 w16cex w16sdtdh w16sdtfl w16du wp14">
-  <w:docParts>
-    <w:docPart>
-      <w:docPartPr>
-        <w:name w:val="7F97D0F601A94F75B9B123977B2077F2"/>
-        <w:category>
-          <w:name w:val="General"/>
-          <w:gallery w:val="placeholder"/>
-        </w:category>
-        <w:types>
-          <w:type w:val="bbPlcHdr"/>
-        </w:types>
-        <w:behaviors>
-          <w:behavior w:val="content"/>
-        </w:behaviors>
-        <w:guid w:val="{0B9D790E-3B8B-4529-ABFD-36C66B2F00B3}"/>
-      </w:docPartPr>
-      <w:docPartBody>
-        <w:p>
-          <w:pPr>
-            <w:pStyle w:val="7F97D0F601A94F75B9B123977B2077F2"/>
-          </w:pPr>
-          <w:r>
-            <w:rPr>
-              <w:rStyle w:val="Textodelmarcadordeposicin"/>
-            </w:rPr>
-            <w:t>Elija un elemento.</w:t>
-          </w:r>
-        </w:p>
-      </w:docPartBody>
-    </w:docPart>
-    <w:docPart>
-      <w:docPartPr>
-        <w:name w:val="EB5F0DC840AD4BC38C5200328A910BAF"/>
-        <w:category>
-          <w:name w:val="General"/>
-          <w:gallery w:val="placeholder"/>
-        </w:category>
-        <w:types>
-          <w:type w:val="bbPlcHdr"/>
-        </w:types>
-        <w:behaviors>
-          <w:behavior w:val="content"/>
-        </w:behaviors>
-        <w:guid w:val="{DBC22A23-FC9C-4140-9114-D7CF050E6A86}"/>
-      </w:docPartPr>
-      <w:docPartBody>
-        <w:p>
-          <w:pPr>
-            <w:pStyle w:val="EB5F0DC840AD4BC38C5200328A910BAF"/>
-          </w:pPr>
-          <w:r>
-            <w:rPr>
-              <w:rStyle w:val="Textodelmarcadordeposicin"/>
-            </w:rPr>
-            <w:t>Elija un elemento.</w:t>
-          </w:r>
-        </w:p>
-      </w:docPartBody>
-    </w:docPart>
-    <w:docPart>
-      <w:docPartPr>
-        <w:name w:val="E4BCB6A74EEF42778DC44E1C609F29F8"/>
-        <w:category>
-          <w:name w:val="General"/>
-          <w:gallery w:val="placeholder"/>
-        </w:category>
-        <w:types>
-          <w:type w:val="bbPlcHdr"/>
-        </w:types>
-        <w:behaviors>
-          <w:behavior w:val="content"/>
-        </w:behaviors>
-        <w:guid w:val="{0E65E50F-05F1-4D53-86A9-87484701E391}"/>
-      </w:docPartPr>
-      <w:docPartBody>
-        <w:p>
-          <w:pPr>
-            <w:pStyle w:val="E4BCB6A74EEF42778DC44E1C609F29F8"/>
-          </w:pPr>
-          <w:r>
-            <w:rPr>
-              <w:rStyle w:val="Textodelmarcadordeposicin"/>
-            </w:rPr>
-            <w:t>Elija un elemento.</w:t>
-          </w:r>
-        </w:p>
-      </w:docPartBody>
-    </w:docPart>
-    <w:docPart>
-      <w:docPartPr>
-        <w:name w:val="599AF8A4572340BFB716FC91100E8917"/>
-        <w:category>
-          <w:name w:val="General"/>
-          <w:gallery w:val="placeholder"/>
-        </w:category>
-        <w:types>
-          <w:type w:val="bbPlcHdr"/>
-        </w:types>
-        <w:behaviors>
-          <w:behavior w:val="content"/>
-        </w:behaviors>
-        <w:guid w:val="{8B6400BC-BFF1-4B70-82E3-2BC0A3F71D37}"/>
-      </w:docPartPr>
-      <w:docPartBody>
-        <w:p>
-          <w:pPr>
-            <w:pStyle w:val="599AF8A4572340BFB716FC91100E8917"/>
-          </w:pPr>
-          <w:r>
-            <w:rPr>
-              <w:rStyle w:val="Textodelmarcadordeposicin"/>
-            </w:rPr>
-            <w:t>Elija un elemento.</w:t>
-          </w:r>
-        </w:p>
-      </w:docPartBody>
-    </w:docPart>
-    <w:docPart>
-      <w:docPartPr>
-        <w:name w:val="97E24ABD9D834DC98BBF2B5DF7E4E09E"/>
-        <w:category>
-          <w:name w:val="General"/>
-          <w:gallery w:val="placeholder"/>
-        </w:category>
-        <w:types>
-          <w:type w:val="bbPlcHdr"/>
-        </w:types>
-        <w:behaviors>
-          <w:behavior w:val="content"/>
-        </w:behaviors>
-        <w:guid w:val="{E066ABFB-6037-4428-BA44-30DD516757B3}"/>
-      </w:docPartPr>
-      <w:docPartBody>
-        <w:p>
-          <w:pPr>
-            <w:pStyle w:val="97E24ABD9D834DC98BBF2B5DF7E4E09E"/>
-          </w:pPr>
-          <w:r>
-            <w:rPr>
-              <w:rStyle w:val="Textodelmarcadordeposicin"/>
-            </w:rPr>
-            <w:t>Elija un elemento.</w:t>
-          </w:r>
-        </w:p>
-      </w:docPartBody>
-    </w:docPart>
-  </w:docParts>
-</w:glossaryDocument>
-</file>
-
-<file path=word/glossary/fontTable.xml><?xml version="1.0" encoding="utf-8"?>
-<w:fonts xmlns:mc="http://schemas.openxmlformats.org/markup-compatibility/2006" xmlns:r="http://schemas.openxmlformats.org/officeDocument/2006/relationships" xmlns:w="http://schemas.openxmlformats.org/wordprocessingml/2006/main" xmlns:w14="http://schemas.microsoft.com/office/word/2010/wordml" xmlns:w15="http://schemas.microsoft.com/office/word/2012/wordml" xmlns:w16cex="http://schemas.microsoft.com/office/word/2018/wordml/cex" xmlns:w16cid="http://schemas.microsoft.com/office/word/2016/wordml/cid" xmlns:w16="http://schemas.microsoft.com/office/word/2018/wordml" xmlns:w16du="http://schemas.microsoft.com/office/word/2023/wordml/word16du" xmlns:w16sdtdh="http://schemas.microsoft.com/office/word/2020/wordml/sdtdatahash" xmlns:w16sdtfl="http://schemas.microsoft.com/office/word/2024/wordml/sdtformatlock" xmlns:w16se="http://schemas.microsoft.com/office/word/2015/wordml/symex" mc:Ignorable="w14 w15 w16se w16cid w16 w16cex w16sdtdh w16sdtfl w16du">
-  <w:font w:name="Times New Roman">
-    <w:panose1 w:val="02020603050405020304"/>
-    <w:charset w:val="00"/>
-    <w:family w:val="roman"/>
-    <w:pitch w:val="variable"/>
-    <w:sig w:usb0="E0002EFF" w:usb1="C000785B" w:usb2="00000009" w:usb3="00000000" w:csb0="000001FF" w:csb1="00000000"/>
-  </w:font>
-  <w:font w:name="Wingdings">
-    <w:panose1 w:val="05000000000000000000"/>
-    <w:charset w:val="02"/>
-    <w:family w:val="auto"/>
-    <w:pitch w:val="variable"/>
-    <w:sig w:usb0="00000000" w:usb1="10000000" w:usb2="00000000" w:usb3="00000000" w:csb0="80000000" w:csb1="00000000"/>
-  </w:font>
-  <w:font w:name="Courier New">
-    <w:panose1 w:val="02070309020205020404"/>
-    <w:charset w:val="00"/>
-    <w:family w:val="modern"/>
-    <w:pitch w:val="fixed"/>
-    <w:sig w:usb0="E0002EFF" w:usb1="C0007843" w:usb2="00000009" w:usb3="00000000" w:csb0="000001FF" w:csb1="00000000"/>
-  </w:font>
-  <w:font w:name="Symbol">
-    <w:panose1 w:val="05050102010706020507"/>
-    <w:charset w:val="02"/>
-    <w:family w:val="roman"/>
-    <w:pitch w:val="variable"/>
-    <w:sig w:usb0="00000000" w:usb1="10000000" w:usb2="00000000" w:usb3="00000000" w:csb0="80000000" w:csb1="00000000"/>
-  </w:font>
-  <w:font w:name="Noto Sans Symbols">
-    <w:altName w:val="Calibri"/>
-    <w:charset w:val="00"/>
-    <w:family w:val="auto"/>
-    <w:pitch w:val="default"/>
-  </w:font>
-  <w:font w:name="Calibri Light">
-    <w:panose1 w:val="020F0302020204030204"/>
-    <w:charset w:val="00"/>
-    <w:family w:val="swiss"/>
-    <w:pitch w:val="variable"/>
-    <w:sig w:usb0="E4002EFF" w:usb1="C000247B" w:usb2="00000009" w:usb3="00000000" w:csb0="000001FF" w:csb1="00000000"/>
-  </w:font>
-  <w:font w:name="Calibri">
-    <w:panose1 w:val="020F0502020204030204"/>
-    <w:charset w:val="00"/>
-    <w:family w:val="swiss"/>
-    <w:pitch w:val="variable"/>
-    <w:sig w:usb0="E4002EFF" w:usb1="C000247B" w:usb2="00000009" w:usb3="00000000" w:csb0="000001FF" w:csb1="00000000"/>
-  </w:font>
-  <w:font w:name="SimSun">
-    <w:altName w:val="宋体"/>
-    <w:panose1 w:val="02010600030101010101"/>
-    <w:charset w:val="86"/>
-    <w:family w:val="auto"/>
-    <w:pitch w:val="variable"/>
-    <w:sig w:usb0="00000203" w:usb1="288F0000" w:usb2="00000016" w:usb3="00000000" w:csb0="00040001" w:csb1="00000000"/>
-  </w:font>
-  <w:font w:name="Verdana">
-    <w:panose1 w:val="020B0604030504040204"/>
-    <w:charset w:val="00"/>
-    <w:family w:val="swiss"/>
-    <w:pitch w:val="variable"/>
-    <w:sig w:usb0="A00006FF" w:usb1="4000205B" w:usb2="00000010" w:usb3="00000000" w:csb0="0000019F" w:csb1="00000000"/>
-  </w:font>
-  <w:font w:name="Lucida Sans Unicode">
-    <w:panose1 w:val="020B0602030504020204"/>
-    <w:charset w:val="00"/>
-    <w:family w:val="swiss"/>
-    <w:pitch w:val="variable"/>
-    <w:sig w:usb0="80000AFF" w:usb1="0000396B" w:usb2="00000000" w:usb3="00000000" w:csb0="000000BF" w:csb1="00000000"/>
-  </w:font>
-  <w:font w:name="Tahoma">
-    <w:panose1 w:val="020B0604030504040204"/>
-    <w:charset w:val="00"/>
-    <w:family w:val="swiss"/>
-    <w:pitch w:val="variable"/>
-    <w:sig w:usb0="E1002EFF" w:usb1="C000605B" w:usb2="00000029" w:usb3="00000000" w:csb0="000101FF" w:csb1="00000000"/>
-  </w:font>
-  <w:font w:name="Arial">
-    <w:panose1 w:val="020B0604020202020204"/>
-    <w:charset w:val="00"/>
-    <w:family w:val="swiss"/>
-    <w:pitch w:val="variable"/>
-    <w:sig w:usb0="E0002EFF" w:usb1="C000785B" w:usb2="00000009" w:usb3="00000000" w:csb0="000001FF" w:csb1="00000000"/>
-  </w:font>
-  <w:font w:name="Georgia">
-    <w:panose1 w:val="02040502050405020303"/>
-    <w:charset w:val="00"/>
-    <w:family w:val="roman"/>
-    <w:pitch w:val="variable"/>
-    <w:sig w:usb0="00000287" w:usb1="00000000" w:usb2="00000000" w:usb3="00000000" w:csb0="0000009F" w:csb1="00000000"/>
-  </w:font>
-  <w:font w:name="Titillium Web">
-    <w:panose1 w:val="00000500000000000000"/>
-    <w:charset w:val="00"/>
-    <w:family w:val="auto"/>
-    <w:pitch w:val="variable"/>
-    <w:sig w:usb0="00000007" w:usb1="00000001" w:usb2="00000000" w:usb3="00000000" w:csb0="00000093" w:csb1="00000000"/>
-  </w:font>
-  <w:font w:name="Book Antiqua">
-    <w:panose1 w:val="02040602050305030304"/>
-    <w:charset w:val="00"/>
-    <w:family w:val="roman"/>
-    <w:pitch w:val="variable"/>
-    <w:sig w:usb0="00000287" w:usb1="00000000" w:usb2="00000000" w:usb3="00000000" w:csb0="0000009F" w:csb1="00000000"/>
-  </w:font>
-  <w:font w:name="Aptos">
-    <w:charset w:val="00"/>
-    <w:family w:val="swiss"/>
-    <w:pitch w:val="variable"/>
-    <w:sig w:usb0="20000287" w:usb1="00000003" w:usb2="00000000" w:usb3="00000000" w:csb0="0000019F" w:csb1="00000000"/>
-  </w:font>
-  <w:font w:name="Aptos Display">
-    <w:charset w:val="00"/>
-    <w:family w:val="swiss"/>
-    <w:pitch w:val="variable"/>
-    <w:sig w:usb0="20000287" w:usb1="00000003" w:usb2="00000000" w:usb3="00000000" w:csb0="0000019F" w:csb1="00000000"/>
-  </w:font>
-</w:fonts>
-</file>
-
-<file path=word/glossary/settings.xml><?xml version="1.0" encoding="utf-8"?>
-<w:settings xmlns:mc="http://schemas.openxmlformats.org/markup-compatibility/2006" xmlns:o="urn:schemas-microsoft-com:office:office" xmlns:r="http://schemas.openxmlformats.org/officeDocument/2006/relationships" xmlns:m="http://schemas.openxmlformats.org/officeDocument/2006/math" xmlns:v="urn:schemas-microsoft-com:vml" xmlns:w10="urn:schemas-microsoft-com:office:word" xmlns:w="http://schemas.openxmlformats.org/wordprocessingml/2006/main" xmlns:w14="http://schemas.microsoft.com/office/word/2010/wordml" xmlns:w15="http://schemas.microsoft.com/office/word/2012/wordml" xmlns:w16cex="http://schemas.microsoft.com/office/word/2018/wordml/cex" xmlns:w16cid="http://schemas.microsoft.com/office/word/2016/wordml/cid" xmlns:w16="http://schemas.microsoft.com/office/word/2018/wordml" xmlns:w16du="http://schemas.microsoft.com/office/word/2023/wordml/word16du" xmlns:w16sdtdh="http://schemas.microsoft.com/office/word/2020/wordml/sdtdatahash" xmlns:w16sdtfl="http://schemas.microsoft.com/office/word/2024/wordml/sdtformatlock" xmlns:w16se="http://schemas.microsoft.com/office/word/2015/wordml/symex" xmlns:sl="http://schemas.openxmlformats.org/schemaLibrary/2006/main" mc:Ignorable="w14 w15 w16se w16cid w16 w16cex w16sdtdh w16sdtfl w16du">
-  <w:view w:val="normal"/>
-  <w:revisionView w:insDel="0" w:formatting="0"/>
-  <w:defaultTabStop w:val="708"/>
-  <w:hyphenationZone w:val="425"/>
-  <w:characterSpacingControl w:val="doNotCompress"/>
-  <w:compat>
-    <w:useFELayout/>
-    <w:compatSetting w:name="compatibilityMode" w:uri="http://schemas.microsoft.com/office/word" w:val="15"/>
-    <w:compatSetting w:name="overrideTableStyleFontSizeAndJustification" w:uri="http://schemas.microsoft.com/office/word" w:val="1"/>
-    <w:compatSetting w:name="enableOpenTypeFeatures" w:uri="http://schemas.microsoft.com/office/word" w:val="1"/>
-    <w:compatSetting w:name="doNotFlipMirrorIndents" w:uri="http://schemas.microsoft.com/office/word" w:val="1"/>
-    <w:compatSetting w:name="differentiateMultirowTableHeaders" w:uri="http://schemas.microsoft.com/office/word" w:val="1"/>
-    <w:compatSetting w:name="useWord2013TrackBottomHyphenation" w:uri="http://schemas.microsoft.com/office/word" w:val="0"/>
-  </w:compat>
-  <w:rsids>
-    <w:rsidRoot w:val="00671CDE"/>
-    <w:rsid w:val="00023E60"/>
-    <w:rsid w:val="00097EC1"/>
-    <w:rsid w:val="002B262C"/>
-    <w:rsid w:val="003F360F"/>
-    <w:rsid w:val="004407FF"/>
-    <w:rsid w:val="00486F25"/>
-    <w:rsid w:val="00671CDE"/>
-    <w:rsid w:val="007E5CAA"/>
-    <w:rsid w:val="007E5F83"/>
-    <w:rsid w:val="00840B67"/>
-    <w:rsid w:val="00AB6D15"/>
-    <w:rsid w:val="00B22C24"/>
-    <w:rsid w:val="00B9376D"/>
-    <w:rsid w:val="00BA285A"/>
-    <w:rsid w:val="00C07728"/>
-    <w:rsid w:val="00C34F3D"/>
-    <w:rsid w:val="00D37D39"/>
-    <w:rsid w:val="00E8505F"/>
-    <w:rsid w:val="00FF4C16"/>
-  </w:rsids>
-  <m:mathPr>
-    <m:mathFont m:val="Cambria Math"/>
-    <m:brkBin m:val="before"/>
-    <m:brkBinSub m:val="--"/>
-    <m:smallFrac m:val="0"/>
-    <m:dispDef/>
-    <m:lMargin m:val="0"/>
-    <m:rMargin m:val="0"/>
-    <m:defJc m:val="centerGroup"/>
-    <m:wrapIndent m:val="1440"/>
-    <m:intLim m:val="subSup"/>
-    <m:naryLim m:val="undOvr"/>
-  </m:mathPr>
-  <w:themeFontLang w:val="es-EC"/>
-  <w:clrSchemeMapping w:bg1="light1" w:t1="dark1" w:bg2="light2" w:t2="dark2" w:accent1="accent1" w:accent2="accent2" w:accent3="accent3" w:accent4="accent4" w:accent5="accent5" w:accent6="accent6" w:hyperlink="hyperlink" w:followedHyperlink="followedHyperlink"/>
-  <w:decimalSymbol w:val=","/>
-  <w:listSeparator w:val=";"/>
-  <w15:chartTrackingRefBased/>
-</w:settings>
-</file>
-
-<file path=word/glossary/styles.xml><?xml version="1.0" encoding="utf-8"?>
-<w:styles xmlns:mc="http://schemas.openxmlformats.org/markup-compatibility/2006" xmlns:r="http://schemas.openxmlformats.org/officeDocument/2006/relationships" xmlns:w="http://schemas.openxmlformats.org/wordprocessingml/2006/main" xmlns:w14="http://schemas.microsoft.com/office/word/2010/wordml" xmlns:w15="http://schemas.microsoft.com/office/word/2012/wordml" xmlns:w16cex="http://schemas.microsoft.com/office/word/2018/wordml/cex" xmlns:w16cid="http://schemas.microsoft.com/office/word/2016/wordml/cid" xmlns:w16="http://schemas.microsoft.com/office/word/2018/wordml" xmlns:w16du="http://schemas.microsoft.com/office/word/2023/wordml/word16du" xmlns:w16sdtdh="http://schemas.microsoft.com/office/word/2020/wordml/sdtdatahash" xmlns:w16sdtfl="http://schemas.microsoft.com/office/word/2024/wordml/sdtformatlock" xmlns:w16se="http://schemas.microsoft.com/office/word/2015/wordml/symex" mc:Ignorable="w14 w15 w16se w16cid w16 w16cex w16sdtdh w16sdtfl w16du">
-  <w:docDefaults>
-    <w:rPrDefault>
-      <w:rPr>
-        <w:rFonts w:asciiTheme="minorHAnsi" w:eastAsiaTheme="minorEastAsia" w:hAnsiTheme="minorHAnsi" w:cstheme="minorBidi"/>
-        <w:kern w:val="2"/>
-        <w:sz w:val="24"/>
-        <w:szCs w:val="24"/>
-        <w:lang w:val="es-EC" w:eastAsia="es-EC" w:bidi="ar-SA"/>
-        <w14:ligatures w14:val="standardContextual"/>
-      </w:rPr>
-    </w:rPrDefault>
-    <w:pPrDefault>
-      <w:pPr>
-        <w:spacing w:after="160" w:line="278" w:lineRule="auto"/>
-      </w:pPr>
-    </w:pPrDefault>
-  </w:docDefaults>
-  <w:latentStyles w:defLockedState="0" w:defUIPriority="99" w:defSemiHidden="0" w:defUnhideWhenUsed="0" w:defQFormat="0" w:count="376">
-    <w:lsdException w:name="Normal" w:uiPriority="0" w:qFormat="1"/>
-    <w:lsdException w:name="heading 1" w:uiPriority="9" w:qFormat="1"/>
-    <w:lsdException w:name="heading 2" w:semiHidden="1" w:uiPriority="9" w:unhideWhenUsed="1" w:qFormat="1"/>
-    <w:lsdException w:name="heading 3" w:semiHidden="1" w:uiPriority="9" w:unhideWhenUsed="1" w:qFormat="1"/>
-    <w:lsdException w:name="heading 4" w:semiHidden="1" w:uiPriority="9" w:unhideWhenUsed="1" w:qFormat="1"/>
-    <w:lsdException w:name="heading 5" w:semiHidden="1" w:uiPriority="9" w:unhideWhenUsed="1" w:qFormat="1"/>
-    <w:lsdException w:name="heading 6" w:semiHidden="1" w:uiPriority="9" w:unhideWhenUsed="1" w:qFormat="1"/>
-    <w:lsdException w:name="heading 7" w:semiHidden="1" w:uiPriority="9" w:unhideWhenUsed="1" w:qFormat="1"/>
-    <w:lsdException w:name="heading 8" w:semiHidden="1" w:uiPriority="9" w:unhideWhenUsed="1" w:qFormat="1"/>
-    <w:lsdException w:name="heading 9" w:semiHidden="1" w:uiPriority="9" w:unhideWhenUsed="1" w:qFormat="1"/>
-    <w:lsdException w:name="index 1" w:semiHidden="1" w:unhideWhenUsed="1"/>
-    <w:lsdException w:name="index 2" w:semiHidden="1" w:unhideWhenUsed="1"/>
-    <w:lsdException w:name="index 3" w:semiHidden="1" w:unhideWhenUsed="1"/>
-    <w:lsdException w:name="index 4" w:semiHidden="1" w:unhideWhenUsed="1"/>
-    <w:lsdException w:name="index 5" w:semiHidden="1" w:unhideWhenUsed="1"/>
-    <w:lsdException w:name="index 6" w:semiHidden="1" w:unhideWhenUsed="1"/>
-    <w:lsdException w:name="index 7" w:semiHidden="1" w:unhideWhenUsed="1"/>
-    <w:lsdException w:name="index 8" w:semiHidden="1" w:unhideWhenUsed="1"/>
-    <w:lsdException w:name="index 9" w:semiHidden="1" w:unhideWhenUsed="1"/>
-    <w:lsdException w:name="toc 1" w:semiHidden="1" w:uiPriority="39" w:unhideWhenUsed="1"/>
-    <w:lsdException w:name="toc 2" w:semiHidden="1" w:uiPriority="39" w:unhideWhenUsed="1"/>
-    <w:lsdException w:name="toc 3" w:semiHidden="1" w:uiPriority="39" w:unhideWhenUsed="1"/>
-    <w:lsdException w:name="toc 4" w:semiHidden="1" w:uiPriority="39" w:unhideWhenUsed="1"/>
-    <w:lsdException w:name="toc 5" w:semiHidden="1" w:uiPriority="39" w:unhideWhenUsed="1"/>
-    <w:lsdException w:name="toc 6" w:semiHidden="1" w:uiPriority="39" w:unhideWhenUsed="1"/>
-    <w:lsdException w:name="toc 7" w:semiHidden="1" w:uiPriority="39" w:unhideWhenUsed="1"/>
-    <w:lsdException w:name="toc 8" w:semiHidden="1" w:uiPriority="39" w:unhideWhenUsed="1"/>
-    <w:lsdException w:name="toc 9" w:semiHidden="1" w:uiPriority="39" w:unhideWhenUsed="1"/>
-    <w:lsdException w:name="Normal Indent" w:semiHidden="1" w:unhideWhenUsed="1"/>
-    <w:lsdException w:name="footnote text" w:semiHidden="1" w:unhideWhenUsed="1"/>
-    <w:lsdException w:name="annotation text" w:semiHidden="1" w:unhideWhenUsed="1"/>
-    <w:lsdException w:name="header" w:semiHidden="1" w:unhideWhenUsed="1"/>
-    <w:lsdException w:name="footer" w:semiHidden="1" w:unhideWhenUsed="1"/>
-    <w:lsdException w:name="index heading" w:semiHidden="1" w:unhideWhenUsed="1"/>
-    <w:lsdException w:name="caption" w:semiHidden="1" w:uiPriority="35" w:unhideWhenUsed="1" w:qFormat="1"/>
-    <w:lsdException w:name="table of figures" w:semiHidden="1" w:unhideWhenUsed="1"/>
-    <w:lsdException w:name="envelope address" w:semiHidden="1" w:unhideWhenUsed="1"/>
-    <w:lsdException w:name="envelope return" w:semiHidden="1" w:unhideWhenUsed="1"/>
-    <w:lsdException w:name="footnote reference" w:semiHidden="1" w:unhideWhenUsed="1"/>
-    <w:lsdException w:name="annotation reference" w:semiHidden="1" w:unhideWhenUsed="1"/>
-    <w:lsdException w:name="line number" w:semiHidden="1" w:unhideWhenUsed="1"/>
-    <w:lsdException w:name="page number" w:semiHidden="1" w:unhideWhenUsed="1"/>
-    <w:lsdException w:name="endnote reference" w:semiHidden="1" w:unhideWhenUsed="1"/>
-    <w:lsdException w:name="endnote text" w:semiHidden="1" w:unhideWhenUsed="1"/>
-    <w:lsdException w:name="table of authorities" w:semiHidden="1" w:unhideWhenUsed="1"/>
-    <w:lsdException w:name="macro" w:semiHidden="1" w:unhideWhenUsed="1"/>
-    <w:lsdException w:name="toa heading" w:semiHidden="1" w:unhideWhenUsed="1"/>
-    <w:lsdException w:name="List" w:semiHidden="1" w:unhideWhenUsed="1"/>
-    <w:lsdException w:name="List Bullet" w:semiHidden="1" w:unhideWhenUsed="1"/>
-    <w:lsdException w:name="List Number" w:semiHidden="1" w:unhideWhenUsed="1"/>
-    <w:lsdException w:name="List 2" w:semiHidden="1" w:unhideWhenUsed="1"/>
-    <w:lsdException w:name="List 3" w:semiHidden="1" w:unhideWhenUsed="1"/>
-    <w:lsdException w:name="List 4" w:semiHidden="1" w:unhideWhenUsed="1"/>
-    <w:lsdException w:name="List 5" w:semiHidden="1" w:unhideWhenUsed="1"/>
-    <w:lsdException w:name="List Bullet 2" w:semiHidden="1" w:unhideWhenUsed="1"/>
-    <w:lsdException w:name="List Bullet 3" w:semiHidden="1" w:unhideWhenUsed="1"/>
-    <w:lsdException w:name="List Bullet 4" w:semiHidden="1" w:unhideWhenUsed="1"/>
-    <w:lsdException w:name="List Bullet 5" w:semiHidden="1" w:unhideWhenUsed="1"/>
-    <w:lsdException w:name="List Number 2" w:semiHidden="1" w:unhideWhenUsed="1"/>
-    <w:lsdException w:name="List Number 3" w:semiHidden="1" w:unhideWhenUsed="1"/>
-    <w:lsdException w:name="List Number 4" w:semiHidden="1" w:unhideWhenUsed="1"/>
-    <w:lsdException w:name="List Number 5" w:semiHidden="1" w:unhideWhenUsed="1"/>
-    <w:lsdException w:name="Title" w:uiPriority="10" w:qFormat="1"/>
-    <w:lsdException w:name="Closing" w:semiHidden="1" w:unhideWhenUsed="1"/>
-    <w:lsdException w:name="Signature" w:semiHidden="1" w:unhideWhenUsed="1"/>
-    <w:lsdException w:name="Default Paragraph Font" w:semiHidden="1" w:uiPriority="1" w:unhideWhenUsed="1"/>
-    <w:lsdException w:name="Body Text" w:semiHidden="1" w:unhideWhenUsed="1"/>
-    <w:lsdException w:name="Body Text Indent" w:semiHidden="1" w:unhideWhenUsed="1"/>
-    <w:lsdException w:name="List Continue" w:semiHidden="1" w:unhideWhenUsed="1"/>
-    <w:lsdException w:name="List Continue 2" w:semiHidden="1" w:unhideWhenUsed="1"/>
-    <w:lsdException w:name="List Continue 3" w:semiHidden="1" w:unhideWhenUsed="1"/>
-    <w:lsdException w:name="List Continue 4" w:semiHidden="1" w:unhideWhenUsed="1"/>
-    <w:lsdException w:name="List Continue 5" w:semiHidden="1" w:unhideWhenUsed="1"/>
-    <w:lsdException w:name="Message Header" w:semiHidden="1" w:unhideWhenUsed="1"/>
-    <w:lsdException w:name="Subtitle" w:uiPriority="11" w:qFormat="1"/>
-    <w:lsdException w:name="Salutation" w:semiHidden="1" w:unhideWhenUsed="1"/>
-    <w:lsdException w:name="Date" w:semiHidden="1" w:unhideWhenUsed="1"/>
-    <w:lsdException w:name="Body Text First Indent" w:semiHidden="1" w:unhideWhenUsed="1"/>
-    <w:lsdException w:name="Body Text First Indent 2" w:semiHidden="1" w:unhideWhenUsed="1"/>
-    <w:lsdException w:name="Note Heading" w:semiHidden="1" w:unhideWhenUsed="1"/>
-    <w:lsdException w:name="Body Text 2" w:semiHidden="1" w:unhideWhenUsed="1"/>
-    <w:lsdException w:name="Body Text 3" w:semiHidden="1" w:unhideWhenUsed="1"/>
-    <w:lsdException w:name="Body Text Indent 2" w:semiHidden="1" w:unhideWhenUsed="1"/>
-    <w:lsdException w:name="Body Text Indent 3" w:semiHidden="1" w:unhideWhenUsed="1"/>
-    <w:lsdException w:name="Block Text" w:semiHidden="1" w:unhideWhenUsed="1"/>
-    <w:lsdException w:name="Hyperlink" w:semiHidden="1" w:unhideWhenUsed="1"/>
-    <w:lsdException w:name="FollowedHyperlink" w:semiHidden="1" w:unhideWhenUsed="1"/>
-    <w:lsdException w:name="Strong" w:uiPriority="22" w:qFormat="1"/>
-    <w:lsdException w:name="Emphasis" w:uiPriority="20" w:qFormat="1"/>
-    <w:lsdException w:name="Document Map" w:semiHidden="1" w:unhideWhenUsed="1"/>
-    <w:lsdException w:name="Plain Text" w:semiHidden="1" w:unhideWhenUsed="1"/>
-    <w:lsdException w:name="E-mail Signature" w:semiHidden="1" w:unhideWhenUsed="1"/>
-    <w:lsdException w:name="HTML Top of Form" w:semiHidden="1" w:unhideWhenUsed="1"/>
-    <w:lsdException w:name="HTML Bottom of Form" w:semiHidden="1" w:unhideWhenUsed="1"/>
-    <w:lsdException w:name="Normal (Web)" w:semiHidden="1" w:unhideWhenUsed="1"/>
-    <w:lsdException w:name="HTML Acronym" w:semiHidden="1" w:unhideWhenUsed="1"/>
-    <w:lsdException w:name="HTML Address" w:semiHidden="1" w:unhideWhenUsed="1"/>
-    <w:lsdException w:name="HTML Cite" w:semiHidden="1" w:unhideWhenUsed="1"/>
-    <w:lsdException w:name="HTML Code" w:semiHidden="1" w:unhideWhenUsed="1"/>
-    <w:lsdException w:name="HTML Definition" w:semiHidden="1" w:unhideWhenUsed="1"/>
-    <w:lsdException w:name="HTML Keyboard" w:semiHidden="1" w:unhideWhenUsed="1"/>
-    <w:lsdException w:name="HTML Preformatted" w:semiHidden="1" w:unhideWhenUsed="1"/>
-    <w:lsdException w:name="HTML Sample" w:semiHidden="1" w:unhideWhenUsed="1"/>
-    <w:lsdException w:name="HTML Typewriter" w:semiHidden="1" w:unhideWhenUsed="1"/>
-    <w:lsdException w:name="HTML Variable" w:semiHidden="1" w:unhideWhenUsed="1"/>
-    <w:lsdException w:name="Normal Table" w:semiHidden="1" w:unhideWhenUsed="1"/>
-    <w:lsdException w:name="annotation subject" w:semiHidden="1" w:unhideWhenUsed="1"/>
-    <w:lsdException w:name="No List" w:semiHidden="1" w:unhideWhenUsed="1"/>
-    <w:lsdException w:name="Outline List 1" w:semiHidden="1" w:unhideWhenUsed="1"/>
-    <w:lsdException w:name="Outline List 2" w:semiHidden="1" w:unhideWhenUsed="1"/>
-    <w:lsdException w:name="Outline List 3" w:semiHidden="1" w:unhideWhenUsed="1"/>
-    <w:lsdException w:name="Table Simple 1" w:semiHidden="1" w:unhideWhenUsed="1"/>
-    <w:lsdException w:name="Table Simple 2" w:semiHidden="1" w:unhideWhenUsed="1"/>
-    <w:lsdException w:name="Table Simple 3" w:semiHidden="1" w:unhideWhenUsed="1"/>
-    <w:lsdException w:name="Table Classic 1" w:semiHidden="1" w:unhideWhenUsed="1"/>
-    <w:lsdException w:name="Table Classic 2" w:semiHidden="1" w:unhideWhenUsed="1"/>
-    <w:lsdException w:name="Table Classic 3" w:semiHidden="1" w:unhideWhenUsed="1"/>
-    <w:lsdException w:name="Table Classic 4" w:semiHidden="1" w:unhideWhenUsed="1"/>
-    <w:lsdException w:name="Table Colorful 1" w:semiHidden="1" w:unhideWhenUsed="1"/>
-    <w:lsdException w:name="Table Colorful 2" w:semiHidden="1" w:unhideWhenUsed="1"/>
-    <w:lsdException w:name="Table Colorful 3" w:semiHidden="1" w:unhideWhenUsed="1"/>
-    <w:lsdException w:name="Table Columns 1" w:semiHidden="1" w:unhideWhenUsed="1"/>
-    <w:lsdException w:name="Table Columns 2" w:semiHidden="1" w:unhideWhenUsed="1"/>
-    <w:lsdException w:name="Table Columns 3" w:semiHidden="1" w:unhideWhenUsed="1"/>
-    <w:lsdException w:name="Table Columns 4" w:semiHidden="1" w:unhideWhenUsed="1"/>
-    <w:lsdException w:name="Table Columns 5" w:semiHidden="1" w:unhideWhenUsed="1"/>
-    <w:lsdException w:name="Table Grid 1" w:semiHidden="1" w:unhideWhenUsed="1"/>
-    <w:lsdException w:name="Table Grid 2" w:semiHidden="1" w:unhideWhenUsed="1"/>
-    <w:lsdException w:name="Table Grid 3" w:semiHidden="1" w:unhideWhenUsed="1"/>
-    <w:lsdException w:name="Table Grid 4" w:semiHidden="1" w:unhideWhenUsed="1"/>
-    <w:lsdException w:name="Table Grid 5" w:semiHidden="1" w:unhideWhenUsed="1"/>
-    <w:lsdException w:name="Table Grid 6" w:semiHidden="1" w:unhideWhenUsed="1"/>
-    <w:lsdException w:name="Table Grid 7" w:semiHidden="1" w:unhideWhenUsed="1"/>
-    <w:lsdException w:name="Table Grid 8" w:semiHidden="1" w:unhideWhenUsed="1"/>
-    <w:lsdException w:name="Table List 1" w:semiHidden="1" w:unhideWhenUsed="1"/>
-    <w:lsdException w:name="Table List 2" w:semiHidden="1" w:unhideWhenUsed="1"/>
-    <w:lsdException w:name="Table List 3" w:semiHidden="1" w:unhideWhenUsed="1"/>
-    <w:lsdException w:name="Table List 4" w:semiHidden="1" w:unhideWhenUsed="1"/>
-    <w:lsdException w:name="Table List 5" w:semiHidden="1" w:unhideWhenUsed="1"/>
-    <w:lsdException w:name="Table List 6" w:semiHidden="1" w:unhideWhenUsed="1"/>
-    <w:lsdException w:name="Table List 7" w:semiHidden="1" w:unhideWhenUsed="1"/>
-    <w:lsdException w:name="Table List 8" w:semiHidden="1" w:unhideWhenUsed="1"/>
-    <w:lsdException w:name="Table 3D effects 1" w:semiHidden="1" w:unhideWhenUsed="1"/>
-    <w:lsdException w:name="Table 3D effects 2" w:semiHidden="1" w:unhideWhenUsed="1"/>
-    <w:lsdException w:name="Table 3D effects 3" w:semiHidden="1" w:unhideWhenUsed="1"/>
-    <w:lsdException w:name="Table Contemporary" w:semiHidden="1" w:unhideWhenUsed="1"/>
-    <w:lsdException w:name="Table Elegant" w:semiHidden="1" w:unhideWhenUsed="1"/>
-    <w:lsdException w:name="Table Professional" w:semiHidden="1" w:unhideWhenUsed="1"/>
-    <w:lsdException w:name="Table Subtle 1" w:semiHidden="1" w:unhideWhenUsed="1"/>
-    <w:lsdException w:name="Table Subtle 2" w:semiHidden="1" w:unhideWhenUsed="1"/>
-    <w:lsdException w:name="Table Web 1" w:semiHidden="1" w:unhideWhenUsed="1"/>
-    <w:lsdException w:name="Table Web 2" w:semiHidden="1" w:unhideWhenUsed="1"/>
-    <w:lsdException w:name="Table Web 3" w:semiHidden="1" w:unhideWhenUsed="1"/>
-    <w:lsdException w:name="Balloon Text" w:semiHidden="1" w:unhideWhenUsed="1"/>
-    <w:lsdException w:name="Table Grid" w:uiPriority="39"/>
-    <w:lsdException w:name="Table Theme" w:semiHidden="1" w:unhideWhenUsed="1"/>
-    <w:lsdException w:name="Placeholder Text" w:semiHidden="1"/>
-    <w:lsdException w:name="No Spacing" w:uiPriority="1" w:qFormat="1"/>
-    <w:lsdException w:name="Light Shading" w:uiPriority="60"/>
-    <w:lsdException w:name="Light List" w:uiPriority="61"/>
-    <w:lsdException w:name="Light Grid" w:uiPriority="62"/>
-    <w:lsdException w:name="Medium Shading 1" w:uiPriority="63"/>
-    <w:lsdException w:name="Medium Shading 2" w:uiPriority="64"/>
-    <w:lsdException w:name="Medium List 1" w:uiPriority="65"/>
-    <w:lsdException w:name="Medium List 2" w:uiPriority="66"/>
-    <w:lsdException w:name="Medium Grid 1" w:uiPriority="67"/>
-    <w:lsdException w:name="Medium Grid 2" w:uiPriority="68"/>
-    <w:lsdException w:name="Medium Grid 3" w:uiPriority="69"/>
-    <w:lsdException w:name="Dark List" w:uiPriority="70"/>
-    <w:lsdException w:name="Colorful Shading" w:uiPriority="71"/>
-    <w:lsdException w:name="Colorful List" w:uiPriority="72"/>
-    <w:lsdException w:name="Colorful Grid" w:uiPriority="73"/>
-    <w:lsdException w:name="Light Shading Accent 1" w:uiPriority="60"/>
-    <w:lsdException w:name="Light List Accent 1" w:uiPriority="61"/>
-    <w:lsdException w:name="Light Grid Accent 1" w:uiPriority="62"/>
-    <w:lsdException w:name="Medium Shading 1 Accent 1" w:uiPriority="63"/>
-    <w:lsdException w:name="Medium Shading 2 Accent 1" w:uiPriority="64"/>
-    <w:lsdException w:name="Medium List 1 Accent 1" w:uiPriority="65"/>
-    <w:lsdException w:name="Revision" w:semiHidden="1"/>
-    <w:lsdException w:name="List Paragraph" w:uiPriority="34" w:qFormat="1"/>
-    <w:lsdException w:name="Quote" w:uiPriority="29" w:qFormat="1"/>
-    <w:lsdException w:name="Intense Quote" w:uiPriority="30" w:qFormat="1"/>
-    <w:lsdException w:name="Medium List 2 Accent 1" w:uiPriority="66"/>
-    <w:lsdException w:name="Medium Grid 1 Accent 1" w:uiPriority="67"/>
-    <w:lsdException w:name="Medium Grid 2 Accent 1" w:uiPriority="68"/>
-    <w:lsdException w:name="Medium Grid 3 Accent 1" w:uiPriority="69"/>
-    <w:lsdException w:name="Dark List Accent 1" w:uiPriority="70"/>
-    <w:lsdException w:name="Colorful Shading Accent 1" w:uiPriority="71"/>
-    <w:lsdException w:name="Colorful List Accent 1" w:uiPriority="72"/>
-    <w:lsdException w:name="Colorful Grid Accent 1" w:uiPriority="73"/>
-    <w:lsdException w:name="Light Shading Accent 2" w:uiPriority="60"/>
-    <w:lsdException w:name="Light List Accent 2" w:uiPriority="61"/>
-    <w:lsdException w:name="Light Grid Accent 2" w:uiPriority="62"/>
-    <w:lsdException w:name="Medium Shading 1 Accent 2" w:uiPriority="63"/>
-    <w:lsdException w:name="Medium Shading 2 Accent 2" w:uiPriority="64"/>
-    <w:lsdException w:name="Medium List 1 Accent 2" w:uiPriority="65"/>
-    <w:lsdException w:name="Medium List 2 Accent 2" w:uiPriority="66"/>
-    <w:lsdException w:name="Medium Grid 1 Accent 2" w:uiPriority="67"/>
-    <w:lsdException w:name="Medium Grid 2 Accent 2" w:uiPriority="68"/>
-    <w:lsdException w:name="Medium Grid 3 Accent 2" w:uiPriority="69"/>
-    <w:lsdException w:name="Dark List Accent 2" w:uiPriority="70"/>
-    <w:lsdException w:name="Colorful Shading Accent 2" w:uiPriority="71"/>
-    <w:lsdException w:name="Colorful List Accent 2" w:uiPriority="72"/>
-    <w:lsdException w:name="Colorful Grid Accent 2" w:uiPriority="73"/>
-    <w:lsdException w:name="Light Shading Accent 3" w:uiPriority="60"/>
-    <w:lsdException w:name="Light List Accent 3" w:uiPriority="61"/>
-    <w:lsdException w:name="Light Grid Accent 3" w:uiPriority="62"/>
-    <w:lsdException w:name="Medium Shading 1 Accent 3" w:uiPriority="63"/>
-    <w:lsdException w:name="Medium Shading 2 Accent 3" w:uiPriority="64"/>
-    <w:lsdException w:name="Medium List 1 Accent 3" w:uiPriority="65"/>
-    <w:lsdException w:name="Medium List 2 Accent 3" w:uiPriority="66"/>
-    <w:lsdException w:name="Medium Grid 1 Accent 3" w:uiPriority="67"/>
-    <w:lsdException w:name="Medium Grid 2 Accent 3" w:uiPriority="68"/>
-    <w:lsdException w:name="Medium Grid 3 Accent 3" w:uiPriority="69"/>
-    <w:lsdException w:name="Dark List Accent 3" w:uiPriority="70"/>
-    <w:lsdException w:name="Colorful Shading Accent 3" w:uiPriority="71"/>
-    <w:lsdException w:name="Colorful List Accent 3" w:uiPriority="72"/>
-    <w:lsdException w:name="Colorful Grid Accent 3" w:uiPriority="73"/>
-    <w:lsdException w:name="Light Shading Accent 4" w:uiPriority="60"/>
-    <w:lsdException w:name="Light List Accent 4" w:uiPriority="61"/>
-    <w:lsdException w:name="Light Grid Accent 4" w:uiPriority="62"/>
-    <w:lsdException w:name="Medium Shading 1 Accent 4" w:uiPriority="63"/>
-    <w:lsdException w:name="Medium Shading 2 Accent 4" w:uiPriority="64"/>
-    <w:lsdException w:name="Medium List 1 Accent 4" w:uiPriority="65"/>
-    <w:lsdException w:name="Medium List 2 Accent 4" w:uiPriority="66"/>
-    <w:lsdException w:name="Medium Grid 1 Accent 4" w:uiPriority="67"/>
-    <w:lsdException w:name="Medium Grid 2 Accent 4" w:uiPriority="68"/>
-    <w:lsdException w:name="Medium Grid 3 Accent 4" w:uiPriority="69"/>
-    <w:lsdException w:name="Dark List Accent 4" w:uiPriority="70"/>
-    <w:lsdException w:name="Colorful Shading Accent 4" w:uiPriority="71"/>
-    <w:lsdException w:name="Colorful List Accent 4" w:uiPriority="72"/>
-    <w:lsdException w:name="Colorful Grid Accent 4" w:uiPriority="73"/>
-    <w:lsdException w:name="Light Shading Accent 5" w:uiPriority="60"/>
-    <w:lsdException w:name="Light List Accent 5" w:uiPriority="61"/>
-    <w:lsdException w:name="Light Grid Accent 5" w:uiPriority="62"/>
-    <w:lsdException w:name="Medium Shading 1 Accent 5" w:uiPriority="63"/>
-    <w:lsdException w:name="Medium Shading 2 Accent 5" w:uiPriority="64"/>
-    <w:lsdException w:name="Medium List 1 Accent 5" w:uiPriority="65"/>
-    <w:lsdException w:name="Medium List 2 Accent 5" w:uiPriority="66"/>
-    <w:lsdException w:name="Medium Grid 1 Accent 5" w:uiPriority="67"/>
-    <w:lsdException w:name="Medium Grid 2 Accent 5" w:uiPriority="68"/>
-    <w:lsdException w:name="Medium Grid 3 Accent 5" w:uiPriority="69"/>
-    <w:lsdException w:name="Dark List Accent 5" w:uiPriority="70"/>
-    <w:lsdException w:name="Colorful Shading Accent 5" w:uiPriority="71"/>
-    <w:lsdException w:name="Colorful List Accent 5" w:uiPriority="72"/>
-    <w:lsdException w:name="Colorful Grid Accent 5" w:uiPriority="73"/>
-    <w:lsdException w:name="Light Shading Accent 6" w:uiPriority="60"/>
-    <w:lsdException w:name="Light List Accent 6" w:uiPriority="61"/>
-    <w:lsdException w:name="Light Grid Accent 6" w:uiPriority="62"/>
-    <w:lsdException w:name="Medium Shading 1 Accent 6" w:uiPriority="63"/>
-    <w:lsdException w:name="Medium Shading 2 Accent 6" w:uiPriority="64"/>
-    <w:lsdException w:name="Medium List 1 Accent 6" w:uiPriority="65"/>
-    <w:lsdException w:name="Medium List 2 Accent 6" w:uiPriority="66"/>
-    <w:lsdException w:name="Medium Grid 1 Accent 6" w:uiPriority="67"/>
-    <w:lsdException w:name="Medium Grid 2 Accent 6" w:uiPriority="68"/>
-    <w:lsdException w:name="Medium Grid 3 Accent 6" w:uiPriority="69"/>
-    <w:lsdException w:name="Dark List Accent 6" w:uiPriority="70"/>
-    <w:lsdException w:name="Colorful Shading Accent 6" w:uiPriority="71"/>
-    <w:lsdException w:name="Colorful List Accent 6" w:uiPriority="72"/>
-    <w:lsdException w:name="Colorful Grid Accent 6" w:uiPriority="73"/>
-    <w:lsdException w:name="Subtle Emphasis" w:uiPriority="19" w:qFormat="1"/>
-    <w:lsdException w:name="Intense Emphasis" w:uiPriority="21" w:qFormat="1"/>
-    <w:lsdException w:name="Subtle Reference" w:uiPriority="31" w:qFormat="1"/>
-    <w:lsdException w:name="Intense Reference" w:uiPriority="32" w:qFormat="1"/>
-    <w:lsdException w:name="Book Title" w:uiPriority="33" w:qFormat="1"/>
-    <w:lsdException w:name="Bibliography" w:semiHidden="1" w:uiPriority="37" w:unhideWhenUsed="1"/>
-    <w:lsdException w:name="TOC Heading" w:semiHidden="1" w:uiPriority="39" w:unhideWhenUsed="1" w:qFormat="1"/>
-    <w:lsdException w:name="Plain Table 1" w:uiPriority="41"/>
-    <w:lsdException w:name="Plain Table 2" w:uiPriority="42"/>
-    <w:lsdException w:name="Plain Table 3" w:uiPriority="43"/>
-    <w:lsdException w:name="Plain Table 4" w:uiPriority="44"/>
-    <w:lsdException w:name="Plain Table 5" w:uiPriority="45"/>
-    <w:lsdException w:name="Grid Table Light" w:uiPriority="40"/>
-    <w:lsdException w:name="Grid Table 1 Light" w:uiPriority="46"/>
-    <w:lsdException w:name="Grid Table 2" w:uiPriority="47"/>
-    <w:lsdException w:name="Grid Table 3" w:uiPriority="48"/>
-    <w:lsdException w:name="Grid Table 4" w:uiPriority="49"/>
-    <w:lsdException w:name="Grid Table 5 Dark" w:uiPriority="50"/>
-    <w:lsdException w:name="Grid Table 6 Colorful" w:uiPriority="51"/>
-    <w:lsdException w:name="Grid Table 7 Colorful" w:uiPriority="52"/>
-    <w:lsdException w:name="Grid Table 1 Light Accent 1" w:uiPriority="46"/>
-    <w:lsdException w:name="Grid Table 2 Accent 1" w:uiPriority="47"/>
-    <w:lsdException w:name="Grid Table 3 Accent 1" w:uiPriority="48"/>
-    <w:lsdException w:name="Grid Table 4 Accent 1" w:uiPriority="49"/>
-    <w:lsdException w:name="Grid Table 5 Dark Accent 1" w:uiPriority="50"/>
-    <w:lsdException w:name="Grid Table 6 Colorful Accent 1" w:uiPriority="51"/>
-    <w:lsdException w:name="Grid Table 7 Colorful Accent 1" w:uiPriority="52"/>
-    <w:lsdException w:name="Grid Table 1 Light Accent 2" w:uiPriority="46"/>
-    <w:lsdException w:name="Grid Table 2 Accent 2" w:uiPriority="47"/>
-    <w:lsdException w:name="Grid Table 3 Accent 2" w:uiPriority="48"/>
-    <w:lsdException w:name="Grid Table 4 Accent 2" w:uiPriority="49"/>
-    <w:lsdException w:name="Grid Table 5 Dark Accent 2" w:uiPriority="50"/>
-    <w:lsdException w:name="Grid Table 6 Colorful Accent 2" w:uiPriority="51"/>
-    <w:lsdException w:name="Grid Table 7 Colorful Accent 2" w:uiPriority="52"/>
-    <w:lsdException w:name="Grid Table 1 Light Accent 3" w:uiPriority="46"/>
-    <w:lsdException w:name="Grid Table 2 Accent 3" w:uiPriority="47"/>
-    <w:lsdException w:name="Grid Table 3 Accent 3" w:uiPriority="48"/>
-    <w:lsdException w:name="Grid Table 4 Accent 3" w:uiPriority="49"/>
-    <w:lsdException w:name="Grid Table 5 Dark Accent 3" w:uiPriority="50"/>
-    <w:lsdException w:name="Grid Table 6 Colorful Accent 3" w:uiPriority="51"/>
-    <w:lsdException w:name="Grid Table 7 Colorful Accent 3" w:uiPriority="52"/>
-    <w:lsdException w:name="Grid Table 1 Light Accent 4" w:uiPriority="46"/>
-    <w:lsdException w:name="Grid Table 2 Accent 4" w:uiPriority="47"/>
-    <w:lsdException w:name="Grid Table 3 Accent 4" w:uiPriority="48"/>
-    <w:lsdException w:name="Grid Table 4 Accent 4" w:uiPriority="49"/>
-    <w:lsdException w:name="Grid Table 5 Dark Accent 4" w:uiPriority="50"/>
-    <w:lsdException w:name="Grid Table 6 Colorful Accent 4" w:uiPriority="51"/>
-    <w:lsdException w:name="Grid Table 7 Colorful Accent 4" w:uiPriority="52"/>
-    <w:lsdException w:name="Grid Table 1 Light Accent 5" w:uiPriority="46"/>
-    <w:lsdException w:name="Grid Table 2 Accent 5" w:uiPriority="47"/>
-    <w:lsdException w:name="Grid Table 3 Accent 5" w:uiPriority="48"/>
-    <w:lsdException w:name="Grid Table 4 Accent 5" w:uiPriority="49"/>
-    <w:lsdException w:name="Grid Table 5 Dark Accent 5" w:uiPriority="50"/>
-    <w:lsdException w:name="Grid Table 6 Colorful Accent 5" w:uiPriority="51"/>
-    <w:lsdException w:name="Grid Table 7 Colorful Accent 5" w:uiPriority="52"/>
-    <w:lsdException w:name="Grid Table 1 Light Accent 6" w:uiPriority="46"/>
-    <w:lsdException w:name="Grid Table 2 Accent 6" w:uiPriority="47"/>
-    <w:lsdException w:name="Grid Table 3 Accent 6" w:uiPriority="48"/>
-    <w:lsdException w:name="Grid Table 4 Accent 6" w:uiPriority="49"/>
-    <w:lsdException w:name="Grid Table 5 Dark Accent 6" w:uiPriority="50"/>
-    <w:lsdException w:name="Grid Table 6 Colorful Accent 6" w:uiPriority="51"/>
-    <w:lsdException w:name="Grid Table 7 Colorful Accent 6" w:uiPriority="52"/>
-    <w:lsdException w:name="List Table 1 Light" w:uiPriority="46"/>
-    <w:lsdException w:name="List Table 2" w:uiPriority="47"/>
-    <w:lsdException w:name="List Table 3" w:uiPriority="48"/>
-    <w:lsdException w:name="List Table 4" w:uiPriority="49"/>
-    <w:lsdException w:name="List Table 5 Dark" w:uiPriority="50"/>
-    <w:lsdException w:name="List Table 6 Colorful" w:uiPriority="51"/>
-    <w:lsdException w:name="List Table 7 Colorful" w:uiPriority="52"/>
-    <w:lsdException w:name="List Table 1 Light Accent 1" w:uiPriority="46"/>
-    <w:lsdException w:name="List Table 2 Accent 1" w:uiPriority="47"/>
-    <w:lsdException w:name="List Table 3 Accent 1" w:uiPriority="48"/>
-    <w:lsdException w:name="List Table 4 Accent 1" w:uiPriority="49"/>
-    <w:lsdException w:name="List Table 5 Dark Accent 1" w:uiPriority="50"/>
-    <w:lsdException w:name="List Table 6 Colorful Accent 1" w:uiPriority="51"/>
-    <w:lsdException w:name="List Table 7 Colorful Accent 1" w:uiPriority="52"/>
-    <w:lsdException w:name="List Table 1 Light Accent 2" w:uiPriority="46"/>
-    <w:lsdException w:name="List Table 2 Accent 2" w:uiPriority="47"/>
-    <w:lsdException w:name="List Table 3 Accent 2" w:uiPriority="48"/>
-    <w:lsdException w:name="List Table 4 Accent 2" w:uiPriority="49"/>
-    <w:lsdException w:name="List Table 5 Dark Accent 2" w:uiPriority="50"/>
-    <w:lsdException w:name="List Table 6 Colorful Accent 2" w:uiPriority="51"/>
-    <w:lsdException w:name="List Table 7 Colorful Accent 2" w:uiPriority="52"/>
-    <w:lsdException w:name="List Table 1 Light Accent 3" w:uiPriority="46"/>
-    <w:lsdException w:name="List Table 2 Accent 3" w:uiPriority="47"/>
-    <w:lsdException w:name="List Table 3 Accent 3" w:uiPriority="48"/>
-    <w:lsdException w:name="List Table 4 Accent 3" w:uiPriority="49"/>
-    <w:lsdException w:name="List Table 5 Dark Accent 3" w:uiPriority="50"/>
-    <w:lsdException w:name="List Table 6 Colorful Accent 3" w:uiPriority="51"/>
-    <w:lsdException w:name="List Table 7 Colorful Accent 3" w:uiPriority="52"/>
-    <w:lsdException w:name="List Table 1 Light Accent 4" w:uiPriority="46"/>
-    <w:lsdException w:name="List Table 2 Accent 4" w:uiPriority="47"/>
-    <w:lsdException w:name="List Table 3 Accent 4" w:uiPriority="48"/>
-    <w:lsdException w:name="List Table 4 Accent 4" w:uiPriority="49"/>
-    <w:lsdException w:name="List Table 5 Dark Accent 4" w:uiPriority="50"/>
-    <w:lsdException w:name="List Table 6 Colorful Accent 4" w:uiPriority="51"/>
-    <w:lsdException w:name="List Table 7 Colorful Accent 4" w:uiPriority="52"/>
-    <w:lsdException w:name="List Table 1 Light Accent 5" w:uiPriority="46"/>
-    <w:lsdException w:name="List Table 2 Accent 5" w:uiPriority="47"/>
-    <w:lsdException w:name="List Table 3 Accent 5" w:uiPriority="48"/>
-    <w:lsdException w:name="List Table 4 Accent 5" w:uiPriority="49"/>
-    <w:lsdException w:name="List Table 5 Dark Accent 5" w:uiPriority="50"/>
-    <w:lsdException w:name="List Table 6 Colorful Accent 5" w:uiPriority="51"/>
-    <w:lsdException w:name="List Table 7 Colorful Accent 5" w:uiPriority="52"/>
-    <w:lsdException w:name="List Table 1 Light Accent 6" w:uiPriority="46"/>
-    <w:lsdException w:name="List Table 2 Accent 6" w:uiPriority="47"/>
-    <w:lsdException w:name="List Table 3 Accent 6" w:uiPriority="48"/>
-    <w:lsdException w:name="List Table 4 Accent 6" w:uiPriority="49"/>
-    <w:lsdException w:name="List Table 5 Dark Accent 6" w:uiPriority="50"/>
-    <w:lsdException w:name="List Table 6 Colorful Accent 6" w:uiPriority="51"/>
-    <w:lsdException w:name="List Table 7 Colorful Accent 6" w:uiPriority="52"/>
-    <w:lsdException w:name="Mention" w:semiHidden="1" w:unhideWhenUsed="1"/>
-    <w:lsdException w:name="Smart Hyperlink" w:semiHidden="1" w:unhideWhenUsed="1"/>
-    <w:lsdException w:name="Hashtag" w:semiHidden="1" w:unhideWhenUsed="1"/>
-    <w:lsdException w:name="Unresolved Mention" w:semiHidden="1" w:unhideWhenUsed="1"/>
-    <w:lsdException w:name="Smart Link" w:semiHidden="1" w:unhideWhenUsed="1"/>
-  </w:latentStyles>
-  <w:style w:type="paragraph" w:default="1" w:styleId="Normal">
-    <w:name w:val="Normal"/>
-    <w:qFormat/>
-  </w:style>
-  <w:style w:type="character" w:default="1" w:styleId="Fuentedeprrafopredeter">
-    <w:name w:val="Default Paragraph Font"/>
-    <w:uiPriority w:val="1"/>
-    <w:semiHidden/>
-    <w:unhideWhenUsed/>
-  </w:style>
-  <w:style w:type="table" w:default="1" w:styleId="Tablanormal">
-    <w:name w:val="Normal Table"/>
-    <w:uiPriority w:val="99"/>
-    <w:semiHidden/>
-    <w:unhideWhenUsed/>
-    <w:tblPr>
-      <w:tblInd w:w="0" w:type="dxa"/>
-      <w:tblCellMar>
-        <w:top w:w="0" w:type="dxa"/>
-        <w:left w:w="108" w:type="dxa"/>
-        <w:bottom w:w="0" w:type="dxa"/>
-        <w:right w:w="108" w:type="dxa"/>
-      </w:tblCellMar>
-    </w:tblPr>
-  </w:style>
-  <w:style w:type="numbering" w:default="1" w:styleId="Sinlista">
-    <w:name w:val="No List"/>
-    <w:uiPriority w:val="99"/>
-    <w:semiHidden/>
-    <w:unhideWhenUsed/>
-  </w:style>
-  <w:style w:type="character" w:styleId="Textodelmarcadordeposicin">
-    <w:name w:val="Placeholder Text"/>
-    <w:basedOn w:val="Fuentedeprrafopredeter"/>
-    <w:uiPriority w:val="99"/>
-    <w:semiHidden/>
-    <w:rsid w:val="007E5CAA"/>
-    <w:rPr>
-      <w:color w:val="666666"/>
-    </w:rPr>
-  </w:style>
-  <w:style w:type="paragraph" w:customStyle="1" w:styleId="7F97D0F601A94F75B9B123977B2077F2">
-    <w:name w:val="7F97D0F601A94F75B9B123977B2077F2"/>
-    <w:rsid w:val="007E5CAA"/>
-  </w:style>
-  <w:style w:type="paragraph" w:customStyle="1" w:styleId="EB5F0DC840AD4BC38C5200328A910BAF">
-    <w:name w:val="EB5F0DC840AD4BC38C5200328A910BAF"/>
-    <w:rsid w:val="007E5CAA"/>
-  </w:style>
-  <w:style w:type="paragraph" w:customStyle="1" w:styleId="E4BCB6A74EEF42778DC44E1C609F29F8">
-    <w:name w:val="E4BCB6A74EEF42778DC44E1C609F29F8"/>
-    <w:rsid w:val="007E5CAA"/>
-  </w:style>
-  <w:style w:type="paragraph" w:customStyle="1" w:styleId="599AF8A4572340BFB716FC91100E8917">
-    <w:name w:val="599AF8A4572340BFB716FC91100E8917"/>
-    <w:rsid w:val="007E5CAA"/>
-  </w:style>
-  <w:style w:type="paragraph" w:customStyle="1" w:styleId="97E24ABD9D834DC98BBF2B5DF7E4E09E">
-    <w:name w:val="97E24ABD9D834DC98BBF2B5DF7E4E09E"/>
-    <w:rsid w:val="007E5CAA"/>
-  </w:style>
-</w:styles>
-</file>
-
-<file path=word/glossary/webSettings.xml><?xml version="1.0" encoding="utf-8"?>
-<w:webSettings xmlns:mc="http://schemas.openxmlformats.org/markup-compatibility/2006" xmlns:r="http://schemas.openxmlformats.org/officeDocument/2006/relationships" xmlns:w="http://schemas.openxmlformats.org/wordprocessingml/2006/main" xmlns:w14="http://schemas.microsoft.com/office/word/2010/wordml" xmlns:w15="http://schemas.microsoft.com/office/word/2012/wordml" xmlns:w16cex="http://schemas.microsoft.com/office/word/2018/wordml/cex" xmlns:w16cid="http://schemas.microsoft.com/office/word/2016/wordml/cid" xmlns:w16="http://schemas.microsoft.com/office/word/2018/wordml" xmlns:w16du="http://schemas.microsoft.com/office/word/2023/wordml/word16du" xmlns:w16sdtdh="http://schemas.microsoft.com/office/word/2020/wordml/sdtdatahash" xmlns:w16sdtfl="http://schemas.microsoft.com/office/word/2024/wordml/sdtformatlock" xmlns:w16se="http://schemas.microsoft.com/office/word/2015/wordml/symex" mc:Ignorable="w14 w15 w16se w16cid w16 w16cex w16sdtdh w16sdtfl w16du">
-  <w:optimizeForBrowser/>
-  <w:allowPNG/>
-</w:webSettings>
-</file>
-
 <file path=word/theme/theme1.xml><?xml version="1.0" encoding="utf-8"?>
 <a:theme xmlns:a="http://schemas.openxmlformats.org/drawingml/2006/main" name="Tema de Office">
   <a:themeElements>
